--- a/docs/modeles_civicrm_vierges/022-MAJ-reexpedition_duplicata_carte_donneur.docx
+++ b/docs/modeles_civicrm_vierges/022-MAJ-reexpedition_duplicata_carte_donneur.docx
@@ -1,6 +1,6 @@
 
 <file path=word/document.xml><?xml version="1.0" encoding="utf-8"?>
-<w:document xmlns:wpc="http://schemas.microsoft.com/office/word/2010/wordprocessingCanvas" xmlns:cx="http://schemas.microsoft.com/office/drawing/2014/chartex" xmlns:cx1="http://schemas.microsoft.com/office/drawing/2015/9/8/chartex" xmlns:cx2="http://schemas.microsoft.com/office/drawing/2015/10/21/chartex" xmlns:cx3="http://schemas.microsoft.com/office/drawing/2016/5/9/chartex" xmlns:cx4="http://schemas.microsoft.com/office/drawing/2016/5/10/chartex" xmlns:cx5="http://schemas.microsoft.com/office/drawing/2016/5/11/chartex" xmlns:cx6="http://schemas.microsoft.com/office/drawing/2016/5/12/chartex" xmlns:cx7="http://schemas.microsoft.com/office/drawing/2016/5/13/chartex" xmlns:cx8="http://schemas.microsoft.com/office/drawing/2016/5/14/chartex" xmlns:mc="http://schemas.openxmlformats.org/markup-compatibility/2006" xmlns:aink="http://schemas.microsoft.com/office/drawing/2016/ink" xmlns:am3d="http://schemas.microsoft.com/office/drawing/2017/model3d" xmlns:o="urn:schemas-microsoft-com:office:office" xmlns:oel="http://schemas.microsoft.com/office/2019/extlst" xmlns:r="http://schemas.openxmlformats.org/officeDocument/2006/relationships" xmlns:m="http://schemas.openxmlformats.org/officeDocument/2006/math" xmlns:v="urn:schemas-microsoft-com:vml" xmlns:wp14="http://schemas.microsoft.com/office/word/2010/wordprocessingDrawing" xmlns:wp="http://schemas.openxmlformats.org/drawingml/2006/wordprocessingDrawing" xmlns:w10="urn:schemas-microsoft-com:office:word" xmlns:w="http://schemas.openxmlformats.org/wordprocessingml/2006/main" xmlns:w14="http://schemas.microsoft.com/office/word/2010/wordml" xmlns:w15="http://schemas.microsoft.com/office/word/2012/wordml" xmlns:w16cex="http://schemas.microsoft.com/office/word/2018/wordml/cex" xmlns:w16cid="http://schemas.microsoft.com/office/word/2016/wordml/cid" xmlns:w16="http://schemas.microsoft.com/office/word/2018/wordml" xmlns:w16du="http://schemas.microsoft.com/office/word/2023/wordml/word16du" xmlns:w16sdtdh="http://schemas.microsoft.com/office/word/2020/wordml/sdtdatahash" xmlns:w16sdtfl="http://schemas.microsoft.com/office/word/2024/wordml/sdtformatlock" xmlns:w16se="http://schemas.microsoft.com/office/word/2015/wordml/symex" xmlns:wpg="http://schemas.microsoft.com/office/word/2010/wordprocessingGroup" xmlns:wpi="http://schemas.microsoft.com/office/word/2010/wordprocessingInk" xmlns:wne="http://schemas.microsoft.com/office/word/2006/wordml" xmlns:wps="http://schemas.microsoft.com/office/word/2010/wordprocessingShape" mc:Ignorable="w14 w15 w16se w16cid w16 w16cex w16sdtdh w16sdtfl w16du wp14">
+<w:document xmlns:wpc="http://schemas.microsoft.com/office/word/2010/wordprocessingCanvas" xmlns:cx="http://schemas.microsoft.com/office/drawing/2014/chartex" xmlns:cx1="http://schemas.microsoft.com/office/drawing/2015/9/8/chartex" xmlns:cx2="http://schemas.microsoft.com/office/drawing/2015/10/21/chartex" xmlns:cx3="http://schemas.microsoft.com/office/drawing/2016/5/9/chartex" xmlns:cx4="http://schemas.microsoft.com/office/drawing/2016/5/10/chartex" xmlns:cx5="http://schemas.microsoft.com/office/drawing/2016/5/11/chartex" xmlns:cx6="http://schemas.microsoft.com/office/drawing/2016/5/12/chartex" xmlns:cx7="http://schemas.microsoft.com/office/drawing/2016/5/13/chartex" xmlns:cx8="http://schemas.microsoft.com/office/drawing/2016/5/14/chartex" xmlns:mc="http://schemas.openxmlformats.org/markup-compatibility/2006" xmlns:m="http://schemas.openxmlformats.org/officeDocument/2006/math" xmlns:aink="http://schemas.microsoft.com/office/drawing/2016/ink" xmlns:am3d="http://schemas.microsoft.com/office/drawing/2017/model3d" xmlns:oel="http://schemas.microsoft.com/office/2019/extlst" xmlns:r="http://schemas.openxmlformats.org/officeDocument/2006/relationships" xmlns:wp14="http://schemas.microsoft.com/office/word/2010/wordprocessingDrawing" xmlns:wp="http://schemas.openxmlformats.org/drawingml/2006/wordprocessingDrawing" xmlns:wpg="http://schemas.microsoft.com/office/word/2010/wordprocessingGroup" xmlns:wpi="http://schemas.microsoft.com/office/word/2010/wordprocessingInk" xmlns:wps="http://schemas.microsoft.com/office/word/2010/wordprocessingShape" xmlns:o="urn:schemas-microsoft-com:office:office" xmlns:v="urn:schemas-microsoft-com:vml" xmlns:w10="urn:schemas-microsoft-com:office:word" xmlns:w="http://schemas.openxmlformats.org/wordprocessingml/2006/main" xmlns:w14="http://schemas.microsoft.com/office/word/2010/wordml" xmlns:w15="http://schemas.microsoft.com/office/word/2012/wordml" xmlns:w16cex="http://schemas.microsoft.com/office/word/2018/wordml/cex" xmlns:w16cid="http://schemas.microsoft.com/office/word/2016/wordml/cid" xmlns:w16="http://schemas.microsoft.com/office/word/2018/wordml" xmlns:w16sdtdh="http://schemas.microsoft.com/office/word/2020/wordml/sdtdatahash" xmlns:w16sdtfl="http://schemas.microsoft.com/office/word/2024/wordml/sdtformatlock" xmlns:w16se="http://schemas.microsoft.com/office/word/2015/wordml/symex" xmlns:w16du="http://schemas.microsoft.com/office/word/2023/wordml/word16du" xmlns:wne="http://schemas.microsoft.com/office/word/2006/wordml" mc:Ignorable="w14 w15 w16se w16cid w16 w16cex w16sdtdh w16sdtfl w16du wp14">
   <w:body>
     <w:tbl>
       <w:tblPr>
@@ -155,25 +155,7 @@
                 <w:sz w:val="16"/>
                 <w:szCs w:val="16"/>
               </w:rPr>
-              <w:t>{</w:t>
-            </w:r>
-            <w:proofErr w:type="gramStart"/>
-            <w:r>
-              <w:rPr>
-                <w:rFonts w:ascii="Arial" w:hAnsi="Arial" w:cs="Arial"/>
-                <w:sz w:val="16"/>
-                <w:szCs w:val="16"/>
-              </w:rPr>
-              <w:t>domain.supplemental</w:t>
-            </w:r>
-            <w:proofErr w:type="gramEnd"/>
-            <w:r>
-              <w:rPr>
-                <w:rFonts w:ascii="Arial" w:hAnsi="Arial" w:cs="Arial"/>
-                <w:sz w:val="16"/>
-                <w:szCs w:val="16"/>
-              </w:rPr>
-              <w:t>_address_2}</w:t>
+              <w:t>{domain.supplemental_address_2}</w:t>
             </w:r>
           </w:p>
           <w:p>
@@ -194,25 +176,7 @@
                 <w:sz w:val="16"/>
                 <w:szCs w:val="16"/>
               </w:rPr>
-              <w:t>{</w:t>
-            </w:r>
-            <w:proofErr w:type="gramStart"/>
-            <w:r>
-              <w:rPr>
-                <w:rFonts w:ascii="Arial" w:hAnsi="Arial" w:cs="Arial"/>
-                <w:sz w:val="16"/>
-                <w:szCs w:val="16"/>
-              </w:rPr>
-              <w:t>domain.supplemental</w:t>
-            </w:r>
-            <w:proofErr w:type="gramEnd"/>
-            <w:r>
-              <w:rPr>
-                <w:rFonts w:ascii="Arial" w:hAnsi="Arial" w:cs="Arial"/>
-                <w:sz w:val="16"/>
-                <w:szCs w:val="16"/>
-              </w:rPr>
-              <w:t>_address_</w:t>
+              <w:t>{domain.supplemental_address_</w:t>
             </w:r>
             <w:r>
               <w:rPr>
@@ -295,10 +259,8 @@
                 <w:szCs w:val="18"/>
                 <w:lang w:val="en-US"/>
               </w:rPr>
-              <w:t>{</w:t>
-            </w:r>
-            <w:proofErr w:type="spellStart"/>
-            <w:proofErr w:type="gramStart"/>
+              <w:t xml:space="preserve">{domain.city}, le </w:t>
+            </w:r>
             <w:r>
               <w:rPr>
                 <w:rFonts w:ascii="Arial" w:hAnsi="Arial" w:cs="Arial"/>
@@ -306,29 +268,68 @@
                 <w:szCs w:val="18"/>
                 <w:lang w:val="en-US"/>
               </w:rPr>
-              <w:t>domain.city</w:t>
-            </w:r>
-            <w:proofErr w:type="spellEnd"/>
-            <w:proofErr w:type="gramEnd"/>
-            <w:r>
+              <w:t>{domain.now}</w:t>
+            </w:r>
+          </w:p>
+          <w:p>
+            <w:pPr>
+              <w:pStyle w:val="Contenudetableau"/>
+              <w:ind w:left="283"/>
               <w:rPr>
                 <w:rFonts w:ascii="Arial" w:hAnsi="Arial" w:cs="Arial"/>
                 <w:sz w:val="18"/>
                 <w:szCs w:val="18"/>
                 <w:lang w:val="en-US"/>
               </w:rPr>
-              <w:t xml:space="preserve">}, le </w:t>
-            </w:r>
-            <w:r>
+            </w:pPr>
+          </w:p>
+        </w:tc>
+      </w:tr>
+      <w:tr>
+        <w:tc>
+          <w:tcPr>
+            <w:tcW w:w="5471" w:type="dxa"/>
+          </w:tcPr>
+          <w:p>
+            <w:pPr>
+              <w:pStyle w:val="Texteprformat"/>
+              <w:rPr>
+                <w:rFonts w:ascii="Libre Barcode 39" w:hAnsi="Libre Barcode 39"/>
+              </w:rPr>
+            </w:pPr>
+            <w:r>
+              <w:rPr>
+                <w:rFonts w:ascii="Libre Barcode 39" w:hAnsi="Libre Barcode 39"/>
+                <w:sz w:val="52"/>
+                <w:szCs w:val="52"/>
+              </w:rPr>
+              <w:t>*{contact.id}*</w:t>
+            </w:r>
+          </w:p>
+          <w:p>
+            <w:pPr>
+              <w:pStyle w:val="Contenudetableau"/>
+              <w:rPr>
+                <w:lang w:val="en-US"/>
+              </w:rPr>
+            </w:pPr>
+          </w:p>
+        </w:tc>
+        <w:tc>
+          <w:tcPr>
+            <w:tcW w:w="5302" w:type="dxa"/>
+          </w:tcPr>
+          <w:p>
+            <w:pPr>
+              <w:pStyle w:val="Contenudetableau"/>
+              <w:ind w:left="283"/>
               <w:rPr>
                 <w:rFonts w:ascii="Arial" w:hAnsi="Arial" w:cs="Arial"/>
                 <w:sz w:val="18"/>
                 <w:szCs w:val="18"/>
                 <w:lang w:val="en-US"/>
               </w:rPr>
-              <w:t>{</w:t>
-            </w:r>
-            <w:proofErr w:type="spellStart"/>
+            </w:pPr>
             <w:r>
               <w:rPr>
                 <w:rFonts w:ascii="Arial" w:hAnsi="Arial" w:cs="Arial"/>
@@ -336,9 +337,8 @@
                 <w:szCs w:val="18"/>
                 <w:lang w:val="en-US"/>
               </w:rPr>
-              <w:t>domain.now</w:t>
-            </w:r>
-            <w:proofErr w:type="spellEnd"/>
+              <w:t>{Tokens_for_contact_Champs_de_fu.postal_greeting_id:label}</w:t>
+            </w:r>
             <w:r>
               <w:rPr>
                 <w:rFonts w:ascii="Arial" w:hAnsi="Arial" w:cs="Arial"/>
@@ -346,88 +346,38 @@
                 <w:szCs w:val="18"/>
                 <w:lang w:val="en-US"/>
               </w:rPr>
-              <w:t>}</w:t>
-            </w:r>
-          </w:p>
-          <w:p>
-            <w:pPr>
-              <w:pStyle w:val="Contenudetableau"/>
-              <w:ind w:left="283"/>
+              <w:t xml:space="preserve"> {contact.first_name}</w:t>
+            </w:r>
+            <w:r>
               <w:rPr>
                 <w:rFonts w:ascii="Arial" w:hAnsi="Arial" w:cs="Arial"/>
                 <w:sz w:val="18"/>
                 <w:szCs w:val="18"/>
                 <w:lang w:val="en-US"/>
               </w:rPr>
-            </w:pPr>
-          </w:p>
-        </w:tc>
-      </w:tr>
-      <w:tr>
-        <w:tc>
-          <w:tcPr>
-            <w:tcW w:w="5471" w:type="dxa"/>
-          </w:tcPr>
-          <w:p>
-            <w:pPr>
-              <w:pStyle w:val="Texteprformat"/>
-              <w:rPr>
-                <w:rFonts w:ascii="Libre Barcode 39" w:hAnsi="Libre Barcode 39"/>
-              </w:rPr>
-            </w:pPr>
-            <w:r>
-              <w:rPr>
-                <w:rFonts w:ascii="Libre Barcode 39" w:hAnsi="Libre Barcode 39"/>
-                <w:sz w:val="52"/>
-                <w:szCs w:val="52"/>
-              </w:rPr>
-              <w:t>*{</w:t>
-            </w:r>
-            <w:proofErr w:type="gramStart"/>
-            <w:r>
-              <w:rPr>
-                <w:rFonts w:ascii="Libre Barcode 39" w:hAnsi="Libre Barcode 39"/>
-                <w:sz w:val="52"/>
-                <w:szCs w:val="52"/>
-              </w:rPr>
-              <w:t>contact.id}*</w:t>
-            </w:r>
-            <w:proofErr w:type="gramEnd"/>
-          </w:p>
-          <w:p>
-            <w:pPr>
-              <w:pStyle w:val="Contenudetableau"/>
-              <w:rPr>
-                <w:lang w:val="en-US"/>
-              </w:rPr>
-            </w:pPr>
-          </w:p>
-        </w:tc>
-        <w:tc>
-          <w:tcPr>
-            <w:tcW w:w="5302" w:type="dxa"/>
-          </w:tcPr>
-          <w:p>
-            <w:pPr>
-              <w:pStyle w:val="Contenudetableau"/>
-              <w:ind w:left="283"/>
+              <w:t xml:space="preserve"> </w:t>
+            </w:r>
+            <w:r>
               <w:rPr>
                 <w:rFonts w:ascii="Arial" w:hAnsi="Arial" w:cs="Arial"/>
                 <w:sz w:val="18"/>
                 <w:szCs w:val="18"/>
                 <w:lang w:val="en-US"/>
               </w:rPr>
-            </w:pPr>
-            <w:r>
+              <w:t>{Tokens_for_contact_Champs_de_fu.CONCAT_WS_last_name_nick_name}</w:t>
+            </w:r>
+          </w:p>
+          <w:p>
+            <w:pPr>
+              <w:pStyle w:val="Contenudetableau"/>
+              <w:ind w:left="283"/>
               <w:rPr>
                 <w:rFonts w:ascii="Arial" w:hAnsi="Arial" w:cs="Arial"/>
                 <w:sz w:val="18"/>
                 <w:szCs w:val="18"/>
                 <w:lang w:val="en-US"/>
               </w:rPr>
-              <w:t>{</w:t>
-            </w:r>
-            <w:proofErr w:type="spellStart"/>
+            </w:pPr>
             <w:r>
               <w:rPr>
                 <w:rFonts w:ascii="Arial" w:hAnsi="Arial" w:cs="Arial"/>
@@ -435,19 +385,20 @@
                 <w:szCs w:val="18"/>
                 <w:lang w:val="en-US"/>
               </w:rPr>
-              <w:t>Tokens_for_contact_Champs_de_</w:t>
-            </w:r>
-            <w:proofErr w:type="gramStart"/>
-            <w:r>
+              <w:t>{contact.street_address}</w:t>
+            </w:r>
+          </w:p>
+          <w:p>
+            <w:pPr>
+              <w:pStyle w:val="Contenudetableau"/>
+              <w:ind w:left="283"/>
               <w:rPr>
                 <w:rFonts w:ascii="Arial" w:hAnsi="Arial" w:cs="Arial"/>
                 <w:sz w:val="18"/>
                 <w:szCs w:val="18"/>
                 <w:lang w:val="en-US"/>
               </w:rPr>
-              <w:t>fu.postal</w:t>
-            </w:r>
-            <w:proofErr w:type="gramEnd"/>
+            </w:pPr>
             <w:r>
               <w:rPr>
                 <w:rFonts w:ascii="Arial" w:hAnsi="Arial" w:cs="Arial"/>
@@ -455,20 +406,20 @@
                 <w:szCs w:val="18"/>
                 <w:lang w:val="en-US"/>
               </w:rPr>
-              <w:t>_greeting_</w:t>
-            </w:r>
-            <w:proofErr w:type="gramStart"/>
-            <w:r>
+              <w:t>{contact.supplemental_address_1}</w:t>
+            </w:r>
+          </w:p>
+          <w:p>
+            <w:pPr>
+              <w:pStyle w:val="Contenudetableau"/>
+              <w:ind w:left="283"/>
               <w:rPr>
                 <w:rFonts w:ascii="Arial" w:hAnsi="Arial" w:cs="Arial"/>
                 <w:sz w:val="18"/>
                 <w:szCs w:val="18"/>
                 <w:lang w:val="en-US"/>
               </w:rPr>
-              <w:t>id:label</w:t>
-            </w:r>
-            <w:proofErr w:type="spellEnd"/>
-            <w:proofErr w:type="gramEnd"/>
+            </w:pPr>
             <w:r>
               <w:rPr>
                 <w:rFonts w:ascii="Arial" w:hAnsi="Arial" w:cs="Arial"/>
@@ -476,19 +427,20 @@
                 <w:szCs w:val="18"/>
                 <w:lang w:val="en-US"/>
               </w:rPr>
-              <w:t>}</w:t>
-            </w:r>
-            <w:r>
+              <w:t>{contact.supplemental_address_2}</w:t>
+            </w:r>
+          </w:p>
+          <w:p>
+            <w:pPr>
+              <w:pStyle w:val="Contenudetableau"/>
+              <w:ind w:left="283"/>
               <w:rPr>
                 <w:rFonts w:ascii="Arial" w:hAnsi="Arial" w:cs="Arial"/>
                 <w:sz w:val="18"/>
                 <w:szCs w:val="18"/>
                 <w:lang w:val="en-US"/>
               </w:rPr>
-              <w:t xml:space="preserve"> {</w:t>
-            </w:r>
-            <w:proofErr w:type="spellStart"/>
-            <w:proofErr w:type="gramStart"/>
+            </w:pPr>
             <w:r>
               <w:rPr>
                 <w:rFonts w:ascii="Arial" w:hAnsi="Arial" w:cs="Arial"/>
@@ -496,293 +448,7 @@
                 <w:szCs w:val="18"/>
                 <w:lang w:val="en-US"/>
               </w:rPr>
-              <w:t>contact.first</w:t>
-            </w:r>
-            <w:proofErr w:type="gramEnd"/>
-            <w:r>
-              <w:rPr>
-                <w:rFonts w:ascii="Arial" w:hAnsi="Arial" w:cs="Arial"/>
-                <w:sz w:val="18"/>
-                <w:szCs w:val="18"/>
-                <w:lang w:val="en-US"/>
-              </w:rPr>
-              <w:t>_name</w:t>
-            </w:r>
-            <w:proofErr w:type="spellEnd"/>
-            <w:r>
-              <w:rPr>
-                <w:rFonts w:ascii="Arial" w:hAnsi="Arial" w:cs="Arial"/>
-                <w:sz w:val="18"/>
-                <w:szCs w:val="18"/>
-                <w:lang w:val="en-US"/>
-              </w:rPr>
-              <w:t>}</w:t>
-            </w:r>
-            <w:r>
-              <w:rPr>
-                <w:rFonts w:ascii="Arial" w:hAnsi="Arial" w:cs="Arial"/>
-                <w:sz w:val="18"/>
-                <w:szCs w:val="18"/>
-                <w:lang w:val="en-US"/>
-              </w:rPr>
-              <w:t xml:space="preserve"> </w:t>
-            </w:r>
-            <w:r>
-              <w:rPr>
-                <w:rFonts w:ascii="Arial" w:hAnsi="Arial" w:cs="Arial"/>
-                <w:sz w:val="18"/>
-                <w:szCs w:val="18"/>
-                <w:lang w:val="en-US"/>
-              </w:rPr>
-              <w:t>{</w:t>
-            </w:r>
-            <w:proofErr w:type="spellStart"/>
-            <w:r>
-              <w:rPr>
-                <w:rFonts w:ascii="Arial" w:hAnsi="Arial" w:cs="Arial"/>
-                <w:sz w:val="18"/>
-                <w:szCs w:val="18"/>
-                <w:lang w:val="en-US"/>
-              </w:rPr>
-              <w:t>Tokens_for_contact_Champs_de_</w:t>
-            </w:r>
-            <w:proofErr w:type="gramStart"/>
-            <w:r>
-              <w:rPr>
-                <w:rFonts w:ascii="Arial" w:hAnsi="Arial" w:cs="Arial"/>
-                <w:sz w:val="18"/>
-                <w:szCs w:val="18"/>
-                <w:lang w:val="en-US"/>
-              </w:rPr>
-              <w:t>fu.CONCAT</w:t>
-            </w:r>
-            <w:proofErr w:type="gramEnd"/>
-            <w:r>
-              <w:rPr>
-                <w:rFonts w:ascii="Arial" w:hAnsi="Arial" w:cs="Arial"/>
-                <w:sz w:val="18"/>
-                <w:szCs w:val="18"/>
-                <w:lang w:val="en-US"/>
-              </w:rPr>
-              <w:t>_WS_last_name_nick_name</w:t>
-            </w:r>
-            <w:proofErr w:type="spellEnd"/>
-            <w:r>
-              <w:rPr>
-                <w:rFonts w:ascii="Arial" w:hAnsi="Arial" w:cs="Arial"/>
-                <w:sz w:val="18"/>
-                <w:szCs w:val="18"/>
-                <w:lang w:val="en-US"/>
-              </w:rPr>
-              <w:t>}</w:t>
-            </w:r>
-          </w:p>
-          <w:p>
-            <w:pPr>
-              <w:pStyle w:val="Contenudetableau"/>
-              <w:ind w:left="283"/>
-              <w:rPr>
-                <w:rFonts w:ascii="Arial" w:hAnsi="Arial" w:cs="Arial"/>
-                <w:sz w:val="18"/>
-                <w:szCs w:val="18"/>
-                <w:lang w:val="en-US"/>
-              </w:rPr>
-            </w:pPr>
-            <w:r>
-              <w:rPr>
-                <w:rFonts w:ascii="Arial" w:hAnsi="Arial" w:cs="Arial"/>
-                <w:sz w:val="18"/>
-                <w:szCs w:val="18"/>
-                <w:lang w:val="en-US"/>
-              </w:rPr>
-              <w:t>{</w:t>
-            </w:r>
-            <w:proofErr w:type="spellStart"/>
-            <w:proofErr w:type="gramStart"/>
-            <w:r>
-              <w:rPr>
-                <w:rFonts w:ascii="Arial" w:hAnsi="Arial" w:cs="Arial"/>
-                <w:sz w:val="18"/>
-                <w:szCs w:val="18"/>
-                <w:lang w:val="en-US"/>
-              </w:rPr>
-              <w:t>contact.street</w:t>
-            </w:r>
-            <w:proofErr w:type="gramEnd"/>
-            <w:r>
-              <w:rPr>
-                <w:rFonts w:ascii="Arial" w:hAnsi="Arial" w:cs="Arial"/>
-                <w:sz w:val="18"/>
-                <w:szCs w:val="18"/>
-                <w:lang w:val="en-US"/>
-              </w:rPr>
-              <w:t>_address</w:t>
-            </w:r>
-            <w:proofErr w:type="spellEnd"/>
-            <w:r>
-              <w:rPr>
-                <w:rFonts w:ascii="Arial" w:hAnsi="Arial" w:cs="Arial"/>
-                <w:sz w:val="18"/>
-                <w:szCs w:val="18"/>
-                <w:lang w:val="en-US"/>
-              </w:rPr>
-              <w:t>}</w:t>
-            </w:r>
-          </w:p>
-          <w:p>
-            <w:pPr>
-              <w:pStyle w:val="Contenudetableau"/>
-              <w:ind w:left="283"/>
-              <w:rPr>
-                <w:rFonts w:ascii="Arial" w:hAnsi="Arial" w:cs="Arial"/>
-                <w:sz w:val="18"/>
-                <w:szCs w:val="18"/>
-                <w:lang w:val="en-US"/>
-              </w:rPr>
-            </w:pPr>
-            <w:r>
-              <w:rPr>
-                <w:rFonts w:ascii="Arial" w:hAnsi="Arial" w:cs="Arial"/>
-                <w:sz w:val="18"/>
-                <w:szCs w:val="18"/>
-                <w:lang w:val="en-US"/>
-              </w:rPr>
-              <w:t>{</w:t>
-            </w:r>
-            <w:proofErr w:type="gramStart"/>
-            <w:r>
-              <w:rPr>
-                <w:rFonts w:ascii="Arial" w:hAnsi="Arial" w:cs="Arial"/>
-                <w:sz w:val="18"/>
-                <w:szCs w:val="18"/>
-                <w:lang w:val="en-US"/>
-              </w:rPr>
-              <w:t>contact.supplemental</w:t>
-            </w:r>
-            <w:proofErr w:type="gramEnd"/>
-            <w:r>
-              <w:rPr>
-                <w:rFonts w:ascii="Arial" w:hAnsi="Arial" w:cs="Arial"/>
-                <w:sz w:val="18"/>
-                <w:szCs w:val="18"/>
-                <w:lang w:val="en-US"/>
-              </w:rPr>
-              <w:t>_address_1}</w:t>
-            </w:r>
-          </w:p>
-          <w:p>
-            <w:pPr>
-              <w:pStyle w:val="Contenudetableau"/>
-              <w:ind w:left="283"/>
-              <w:rPr>
-                <w:rFonts w:ascii="Arial" w:hAnsi="Arial" w:cs="Arial"/>
-                <w:sz w:val="18"/>
-                <w:szCs w:val="18"/>
-                <w:lang w:val="en-US"/>
-              </w:rPr>
-            </w:pPr>
-            <w:r>
-              <w:rPr>
-                <w:rFonts w:ascii="Arial" w:hAnsi="Arial" w:cs="Arial"/>
-                <w:sz w:val="18"/>
-                <w:szCs w:val="18"/>
-                <w:lang w:val="en-US"/>
-              </w:rPr>
-              <w:t>{</w:t>
-            </w:r>
-            <w:proofErr w:type="gramStart"/>
-            <w:r>
-              <w:rPr>
-                <w:rFonts w:ascii="Arial" w:hAnsi="Arial" w:cs="Arial"/>
-                <w:sz w:val="18"/>
-                <w:szCs w:val="18"/>
-                <w:lang w:val="en-US"/>
-              </w:rPr>
-              <w:t>contact.supplemental</w:t>
-            </w:r>
-            <w:proofErr w:type="gramEnd"/>
-            <w:r>
-              <w:rPr>
-                <w:rFonts w:ascii="Arial" w:hAnsi="Arial" w:cs="Arial"/>
-                <w:sz w:val="18"/>
-                <w:szCs w:val="18"/>
-                <w:lang w:val="en-US"/>
-              </w:rPr>
-              <w:t>_address_2}</w:t>
-            </w:r>
-          </w:p>
-          <w:p>
-            <w:pPr>
-              <w:pStyle w:val="Contenudetableau"/>
-              <w:ind w:left="283"/>
-              <w:rPr>
-                <w:rFonts w:ascii="Arial" w:hAnsi="Arial" w:cs="Arial"/>
-                <w:sz w:val="18"/>
-                <w:szCs w:val="18"/>
-                <w:lang w:val="en-US"/>
-              </w:rPr>
-            </w:pPr>
-            <w:r>
-              <w:rPr>
-                <w:rFonts w:ascii="Arial" w:hAnsi="Arial" w:cs="Arial"/>
-                <w:sz w:val="18"/>
-                <w:szCs w:val="18"/>
-                <w:lang w:val="en-US"/>
-              </w:rPr>
-              <w:t>{</w:t>
-            </w:r>
-            <w:proofErr w:type="spellStart"/>
-            <w:proofErr w:type="gramStart"/>
-            <w:r>
-              <w:rPr>
-                <w:rFonts w:ascii="Arial" w:hAnsi="Arial" w:cs="Arial"/>
-                <w:sz w:val="18"/>
-                <w:szCs w:val="18"/>
-                <w:lang w:val="en-US"/>
-              </w:rPr>
-              <w:t>contact.postal</w:t>
-            </w:r>
-            <w:proofErr w:type="gramEnd"/>
-            <w:r>
-              <w:rPr>
-                <w:rFonts w:ascii="Arial" w:hAnsi="Arial" w:cs="Arial"/>
-                <w:sz w:val="18"/>
-                <w:szCs w:val="18"/>
-                <w:lang w:val="en-US"/>
-              </w:rPr>
-              <w:t>_code</w:t>
-            </w:r>
-            <w:proofErr w:type="spellEnd"/>
-            <w:r>
-              <w:rPr>
-                <w:rFonts w:ascii="Arial" w:hAnsi="Arial" w:cs="Arial"/>
-                <w:sz w:val="18"/>
-                <w:szCs w:val="18"/>
-                <w:lang w:val="en-US"/>
-              </w:rPr>
-              <w:t>} {</w:t>
-            </w:r>
-            <w:proofErr w:type="spellStart"/>
-            <w:proofErr w:type="gramStart"/>
-            <w:r>
-              <w:rPr>
-                <w:rFonts w:ascii="Arial" w:hAnsi="Arial" w:cs="Arial"/>
-                <w:sz w:val="18"/>
-                <w:szCs w:val="18"/>
-                <w:lang w:val="en-US"/>
-              </w:rPr>
-              <w:t>contact.city</w:t>
-            </w:r>
-            <w:proofErr w:type="spellEnd"/>
-            <w:proofErr w:type="gramEnd"/>
-            <w:r>
-              <w:rPr>
-                <w:rFonts w:ascii="Arial" w:hAnsi="Arial" w:cs="Arial"/>
-                <w:sz w:val="18"/>
-                <w:szCs w:val="18"/>
-                <w:lang w:val="en-US"/>
-              </w:rPr>
-              <w:t>}</w:t>
+              <w:t>{contact.postal_code} {contact.city}</w:t>
             </w:r>
           </w:p>
         </w:tc>
@@ -885,58 +551,7 @@
           <w:szCs w:val="20"/>
           <w:lang w:eastAsia="fr-FR"/>
         </w:rPr>
-        <w:t>{</w:t>
-      </w:r>
-      <w:proofErr w:type="spellStart"/>
-      <w:r>
-        <w:rPr>
-          <w:rFonts w:ascii="Arial" w:eastAsia="Times New Roman" w:hAnsi="Arial" w:cs="Arial"/>
-          <w:sz w:val="20"/>
-          <w:szCs w:val="20"/>
-          <w:lang w:eastAsia="fr-FR"/>
-        </w:rPr>
-        <w:t>Tokens_for_contact_Champs_de_</w:t>
-      </w:r>
-      <w:proofErr w:type="gramStart"/>
-      <w:r>
-        <w:rPr>
-          <w:rFonts w:ascii="Arial" w:eastAsia="Times New Roman" w:hAnsi="Arial" w:cs="Arial"/>
-          <w:sz w:val="20"/>
-          <w:szCs w:val="20"/>
-          <w:lang w:eastAsia="fr-FR"/>
-        </w:rPr>
-        <w:t>fu.postal</w:t>
-      </w:r>
-      <w:proofErr w:type="gramEnd"/>
-      <w:r>
-        <w:rPr>
-          <w:rFonts w:ascii="Arial" w:eastAsia="Times New Roman" w:hAnsi="Arial" w:cs="Arial"/>
-          <w:sz w:val="20"/>
-          <w:szCs w:val="20"/>
-          <w:lang w:eastAsia="fr-FR"/>
-        </w:rPr>
-        <w:t>_greeting_</w:t>
-      </w:r>
-      <w:proofErr w:type="gramStart"/>
-      <w:r>
-        <w:rPr>
-          <w:rFonts w:ascii="Arial" w:eastAsia="Times New Roman" w:hAnsi="Arial" w:cs="Arial"/>
-          <w:sz w:val="20"/>
-          <w:szCs w:val="20"/>
-          <w:lang w:eastAsia="fr-FR"/>
-        </w:rPr>
-        <w:t>id:label</w:t>
-      </w:r>
-      <w:proofErr w:type="spellEnd"/>
-      <w:proofErr w:type="gramEnd"/>
-      <w:r>
-        <w:rPr>
-          <w:rFonts w:ascii="Arial" w:eastAsia="Times New Roman" w:hAnsi="Arial" w:cs="Arial"/>
-          <w:sz w:val="20"/>
-          <w:szCs w:val="20"/>
-          <w:lang w:eastAsia="fr-FR"/>
-        </w:rPr>
-        <w:t>}</w:t>
+        <w:t>{Tokens_for_contact_Champs_de_fu.postal_greeting_id:label}</w:t>
       </w:r>
       <w:r>
         <w:rPr>
@@ -976,23 +591,13 @@
       <w:pPr>
         <w:pStyle w:val="NormalWeb"/>
       </w:pPr>
-      <w:proofErr w:type="gramStart"/>
       <w:r>
         <w:rPr>
           <w:rFonts w:ascii="Arial" w:hAnsi="Arial" w:cs="Arial"/>
           <w:sz w:val="20"/>
           <w:szCs w:val="20"/>
         </w:rPr>
-        <w:t>Suite à</w:t>
-      </w:r>
-      <w:proofErr w:type="gramEnd"/>
-      <w:r>
-        <w:rPr>
-          <w:rFonts w:ascii="Arial" w:hAnsi="Arial" w:cs="Arial"/>
-          <w:sz w:val="20"/>
-          <w:szCs w:val="20"/>
-        </w:rPr>
-        <w:t xml:space="preserve"> votre demande, vous trouverez </w:t>
+        <w:t xml:space="preserve">Suite à votre demande, vous trouverez </w:t>
       </w:r>
       <w:r>
         <w:rPr>
@@ -1113,58 +718,7 @@
           <w:szCs w:val="20"/>
           <w:lang w:eastAsia="fr-FR"/>
         </w:rPr>
-        <w:t>{</w:t>
-      </w:r>
-      <w:proofErr w:type="spellStart"/>
-      <w:r>
-        <w:rPr>
-          <w:rFonts w:ascii="Arial" w:eastAsia="Times New Roman" w:hAnsi="Arial" w:cs="Arial"/>
-          <w:sz w:val="20"/>
-          <w:szCs w:val="20"/>
-          <w:lang w:eastAsia="fr-FR"/>
-        </w:rPr>
-        <w:t>Tokens_for_contact_Champs_de_</w:t>
-      </w:r>
-      <w:proofErr w:type="gramStart"/>
-      <w:r>
-        <w:rPr>
-          <w:rFonts w:ascii="Arial" w:eastAsia="Times New Roman" w:hAnsi="Arial" w:cs="Arial"/>
-          <w:sz w:val="20"/>
-          <w:szCs w:val="20"/>
-          <w:lang w:eastAsia="fr-FR"/>
-        </w:rPr>
-        <w:t>fu.postal</w:t>
-      </w:r>
-      <w:proofErr w:type="gramEnd"/>
-      <w:r>
-        <w:rPr>
-          <w:rFonts w:ascii="Arial" w:eastAsia="Times New Roman" w:hAnsi="Arial" w:cs="Arial"/>
-          <w:sz w:val="20"/>
-          <w:szCs w:val="20"/>
-          <w:lang w:eastAsia="fr-FR"/>
-        </w:rPr>
-        <w:t>_greeting_</w:t>
-      </w:r>
-      <w:proofErr w:type="gramStart"/>
-      <w:r>
-        <w:rPr>
-          <w:rFonts w:ascii="Arial" w:eastAsia="Times New Roman" w:hAnsi="Arial" w:cs="Arial"/>
-          <w:sz w:val="20"/>
-          <w:szCs w:val="20"/>
-          <w:lang w:eastAsia="fr-FR"/>
-        </w:rPr>
-        <w:t>id:label</w:t>
-      </w:r>
-      <w:proofErr w:type="spellEnd"/>
-      <w:proofErr w:type="gramEnd"/>
-      <w:r>
-        <w:rPr>
-          <w:rFonts w:ascii="Arial" w:eastAsia="Times New Roman" w:hAnsi="Arial" w:cs="Arial"/>
-          <w:sz w:val="20"/>
-          <w:szCs w:val="20"/>
-          <w:lang w:eastAsia="fr-FR"/>
-        </w:rPr>
-        <w:t>}</w:t>
+        <w:t>{Tokens_for_contact_Champs_de_fu.postal_greeting_id:label}</w:t>
       </w:r>
       <w:r>
         <w:rPr>
@@ -1211,39 +765,15 @@
             <w:r>
               <w:rPr>
                 <w:rFonts w:ascii="Arial" w:hAnsi="Arial" w:cs="Arial"/>
-                <w:sz w:val="20"/>
-                <w:szCs w:val="20"/>
-              </w:rPr>
-              <w:fldChar w:fldCharType="begin"/>
-            </w:r>
-            <w:r>
-              <w:rPr>
-                <w:rFonts w:ascii="Arial" w:hAnsi="Arial" w:cs="Arial"/>
-                <w:sz w:val="20"/>
-                <w:szCs w:val="20"/>
-              </w:rPr>
-              <w:instrText xml:space="preserve"> INCLUDEPICTURE "http://10.195.17.22/wp-content/uploads/civicrm/persist/contribute/images/signature.png" \* MERGEFORMATINET </w:instrText>
-            </w:r>
-            <w:r>
-              <w:rPr>
-                <w:rFonts w:ascii="Arial" w:hAnsi="Arial" w:cs="Arial"/>
-                <w:sz w:val="20"/>
-                <w:szCs w:val="20"/>
-              </w:rPr>
-              <w:fldChar w:fldCharType="separate"/>
-            </w:r>
-            <w:r>
-              <w:rPr>
-                <w:rFonts w:ascii="Arial" w:hAnsi="Arial" w:cs="Arial"/>
                 <w:noProof/>
                 <w:sz w:val="20"/>
                 <w:szCs w:val="20"/>
               </w:rPr>
               <w:drawing>
-                <wp:inline distT="0" distB="0" distL="0" distR="0" wp14:anchorId="50A3073E" wp14:editId="1959B403">
-                  <wp:extent cx="1855986" cy="816634"/>
-                  <wp:effectExtent l="0" t="0" r="0" b="0"/>
-                  <wp:docPr id="1009184800" name="Image 1"/>
+                <wp:inline distT="0" distB="0" distL="0" distR="0" wp14:anchorId="31A57419" wp14:editId="3363BB6C">
+                  <wp:extent cx="1804737" cy="516292"/>
+                  <wp:effectExtent l="0" t="0" r="0" b="4445"/>
+                  <wp:docPr id="1851577029" name="Image 1"/>
                   <wp:cNvGraphicFramePr>
                     <a:graphicFrameLocks xmlns:a="http://schemas.openxmlformats.org/drawingml/2006/main" noChangeAspect="1"/>
                   </wp:cNvGraphicFramePr>
@@ -1251,17 +781,11 @@
                     <a:graphicData uri="http://schemas.openxmlformats.org/drawingml/2006/picture">
                       <pic:pic xmlns:pic="http://schemas.openxmlformats.org/drawingml/2006/picture">
                         <pic:nvPicPr>
-                          <pic:cNvPr id="1009184800" name="Image 1009184800"/>
+                          <pic:cNvPr id="1851577029" name=""/>
                           <pic:cNvPicPr/>
                         </pic:nvPicPr>
                         <pic:blipFill>
-                          <a:blip r:embed="rId8">
-                            <a:extLst>
-                              <a:ext uri="{28A0092B-C50C-407E-A947-70E740481C1C}">
-                                <a14:useLocalDpi xmlns:a14="http://schemas.microsoft.com/office/drawing/2010/main" val="0"/>
-                              </a:ext>
-                            </a:extLst>
-                          </a:blip>
+                          <a:blip r:embed="rId8"/>
                           <a:stretch>
                             <a:fillRect/>
                           </a:stretch>
@@ -1269,7 +793,7 @@
                         <pic:spPr>
                           <a:xfrm>
                             <a:off x="0" y="0"/>
-                            <a:ext cx="1966926" cy="865448"/>
+                            <a:ext cx="1878310" cy="537340"/>
                           </a:xfrm>
                           <a:prstGeom prst="rect">
                             <a:avLst/>
@@ -1281,28 +805,20 @@
                 </wp:inline>
               </w:drawing>
             </w:r>
-            <w:r>
+          </w:p>
+        </w:tc>
+        <w:tc>
+          <w:tcPr>
+            <w:tcW w:w="5268" w:type="dxa"/>
+          </w:tcPr>
+          <w:p>
+            <w:pPr>
+              <w:pStyle w:val="NormalWeb"/>
               <w:rPr>
                 <w:rFonts w:ascii="Arial" w:hAnsi="Arial" w:cs="Arial"/>
                 <w:sz w:val="20"/>
                 <w:szCs w:val="20"/>
               </w:rPr>
-              <w:fldChar w:fldCharType="end"/>
-            </w:r>
-          </w:p>
-        </w:tc>
-        <w:tc>
-          <w:tcPr>
-            <w:tcW w:w="5268" w:type="dxa"/>
-          </w:tcPr>
-          <w:p>
-            <w:pPr>
-              <w:pStyle w:val="NormalWeb"/>
-              <w:rPr>
-                <w:rFonts w:ascii="Arial" w:hAnsi="Arial" w:cs="Arial"/>
-                <w:sz w:val="20"/>
-                <w:szCs w:val="20"/>
-              </w:rPr>
             </w:pPr>
           </w:p>
         </w:tc>
@@ -1329,45 +845,43 @@
                 <w:sz w:val="16"/>
                 <w:szCs w:val="16"/>
               </w:rPr>
-              <w:t>{</w:t>
-            </w:r>
-            <w:proofErr w:type="gramStart"/>
-            <w:r>
+              <w:t>{domain.supplemental_address_2}</w:t>
+            </w:r>
+          </w:p>
+          <w:p>
+            <w:pPr>
+              <w:pStyle w:val="NormalWeb"/>
+              <w:spacing w:before="0" w:beforeAutospacing="0" w:after="0" w:afterAutospacing="0"/>
+              <w:contextualSpacing/>
               <w:rPr>
                 <w:rFonts w:ascii="Arial" w:hAnsi="Arial" w:cs="Arial"/>
                 <w:sz w:val="16"/>
                 <w:szCs w:val="16"/>
               </w:rPr>
-              <w:t>domain.supplemental</w:t>
-            </w:r>
-            <w:proofErr w:type="gramEnd"/>
+            </w:pPr>
             <w:r>
               <w:rPr>
                 <w:rFonts w:ascii="Arial" w:hAnsi="Arial" w:cs="Arial"/>
                 <w:sz w:val="16"/>
                 <w:szCs w:val="16"/>
               </w:rPr>
-              <w:t>_address_2}</w:t>
-            </w:r>
-          </w:p>
-          <w:p>
-            <w:pPr>
-              <w:pStyle w:val="NormalWeb"/>
-              <w:spacing w:before="0" w:beforeAutospacing="0" w:after="0" w:afterAutospacing="0"/>
-              <w:contextualSpacing/>
+              <w:t xml:space="preserve">Centre </w:t>
+            </w:r>
+            <w:r>
               <w:rPr>
                 <w:rFonts w:ascii="Arial" w:hAnsi="Arial" w:cs="Arial"/>
                 <w:sz w:val="16"/>
                 <w:szCs w:val="16"/>
               </w:rPr>
-            </w:pPr>
+              <w:t>d’accueil des</w:t>
+            </w:r>
             <w:r>
               <w:rPr>
                 <w:rFonts w:ascii="Arial" w:hAnsi="Arial" w:cs="Arial"/>
                 <w:sz w:val="16"/>
                 <w:szCs w:val="16"/>
               </w:rPr>
-              <w:t xml:space="preserve">Centre </w:t>
+              <w:t xml:space="preserve"> </w:t>
             </w:r>
             <w:r>
               <w:rPr>
@@ -1375,7 +889,7 @@
                 <w:sz w:val="16"/>
                 <w:szCs w:val="16"/>
               </w:rPr>
-              <w:t>d’accueil des</w:t>
+              <w:t>c</w:t>
             </w:r>
             <w:r>
               <w:rPr>
@@ -1383,43 +897,7 @@
                 <w:sz w:val="16"/>
                 <w:szCs w:val="16"/>
               </w:rPr>
-              <w:t xml:space="preserve"> </w:t>
-            </w:r>
-            <w:r>
-              <w:rPr>
-                <w:rFonts w:ascii="Arial" w:hAnsi="Arial" w:cs="Arial"/>
-                <w:sz w:val="16"/>
-                <w:szCs w:val="16"/>
-              </w:rPr>
-              <w:t>c</w:t>
-            </w:r>
-            <w:r>
-              <w:rPr>
-                <w:rFonts w:ascii="Arial" w:hAnsi="Arial" w:cs="Arial"/>
-                <w:sz w:val="16"/>
-                <w:szCs w:val="16"/>
-              </w:rPr>
-              <w:t>orps de {</w:t>
-            </w:r>
-            <w:proofErr w:type="spellStart"/>
-            <w:proofErr w:type="gramStart"/>
-            <w:r>
-              <w:rPr>
-                <w:rFonts w:ascii="Arial" w:hAnsi="Arial" w:cs="Arial"/>
-                <w:sz w:val="16"/>
-                <w:szCs w:val="16"/>
-              </w:rPr>
-              <w:t>domain.city</w:t>
-            </w:r>
-            <w:proofErr w:type="spellEnd"/>
-            <w:proofErr w:type="gramEnd"/>
-            <w:r>
-              <w:rPr>
-                <w:rFonts w:ascii="Arial" w:hAnsi="Arial" w:cs="Arial"/>
-                <w:sz w:val="16"/>
-                <w:szCs w:val="16"/>
-              </w:rPr>
-              <w:t xml:space="preserve">} </w:t>
+              <w:t xml:space="preserve">orps de {domain.city} </w:t>
             </w:r>
           </w:p>
         </w:tc>
@@ -1547,9 +1025,8 @@
           <w:szCs w:val="15"/>
           <w:lang w:eastAsia="fr-FR"/>
         </w:rPr>
-        <w:t>{</w:t>
+        <w:t xml:space="preserve">{Tokens_for_contact_Champs_de_fu.postal_greeting_id:label} {contact.first_name} </w:t>
       </w:r>
-      <w:proofErr w:type="spellStart"/>
       <w:r>
         <w:rPr>
           <w:rFonts w:ascii="Arial" w:eastAsia="Times New Roman" w:hAnsi="Arial" w:cs="Arial"/>
@@ -1558,140 +1035,7 @@
           <w:szCs w:val="15"/>
           <w:lang w:eastAsia="fr-FR"/>
         </w:rPr>
-        <w:t>Tokens_for_contact_Champs_de_</w:t>
-      </w:r>
-      <w:proofErr w:type="gramStart"/>
-      <w:r>
-        <w:rPr>
-          <w:rFonts w:ascii="Arial" w:eastAsia="Times New Roman" w:hAnsi="Arial" w:cs="Arial"/>
-          <w:color w:val="00B4AE"/>
-          <w:sz w:val="15"/>
-          <w:szCs w:val="15"/>
-          <w:lang w:eastAsia="fr-FR"/>
-        </w:rPr>
-        <w:t>fu.postal</w:t>
-      </w:r>
-      <w:proofErr w:type="gramEnd"/>
-      <w:r>
-        <w:rPr>
-          <w:rFonts w:ascii="Arial" w:eastAsia="Times New Roman" w:hAnsi="Arial" w:cs="Arial"/>
-          <w:color w:val="00B4AE"/>
-          <w:sz w:val="15"/>
-          <w:szCs w:val="15"/>
-          <w:lang w:eastAsia="fr-FR"/>
-        </w:rPr>
-        <w:t>_greeting_</w:t>
-      </w:r>
-      <w:proofErr w:type="gramStart"/>
-      <w:r>
-        <w:rPr>
-          <w:rFonts w:ascii="Arial" w:eastAsia="Times New Roman" w:hAnsi="Arial" w:cs="Arial"/>
-          <w:color w:val="00B4AE"/>
-          <w:sz w:val="15"/>
-          <w:szCs w:val="15"/>
-          <w:lang w:eastAsia="fr-FR"/>
-        </w:rPr>
-        <w:t>id:label</w:t>
-      </w:r>
-      <w:proofErr w:type="spellEnd"/>
-      <w:proofErr w:type="gramEnd"/>
-      <w:r>
-        <w:rPr>
-          <w:rFonts w:ascii="Arial" w:eastAsia="Times New Roman" w:hAnsi="Arial" w:cs="Arial"/>
-          <w:color w:val="00B4AE"/>
-          <w:sz w:val="15"/>
-          <w:szCs w:val="15"/>
-          <w:lang w:eastAsia="fr-FR"/>
-        </w:rPr>
-        <w:t>} {</w:t>
-      </w:r>
-      <w:proofErr w:type="spellStart"/>
-      <w:proofErr w:type="gramStart"/>
-      <w:r>
-        <w:rPr>
-          <w:rFonts w:ascii="Arial" w:eastAsia="Times New Roman" w:hAnsi="Arial" w:cs="Arial"/>
-          <w:color w:val="00B4AE"/>
-          <w:sz w:val="15"/>
-          <w:szCs w:val="15"/>
-          <w:lang w:eastAsia="fr-FR"/>
-        </w:rPr>
-        <w:t>contact.first</w:t>
-      </w:r>
-      <w:proofErr w:type="gramEnd"/>
-      <w:r>
-        <w:rPr>
-          <w:rFonts w:ascii="Arial" w:eastAsia="Times New Roman" w:hAnsi="Arial" w:cs="Arial"/>
-          <w:color w:val="00B4AE"/>
-          <w:sz w:val="15"/>
-          <w:szCs w:val="15"/>
-          <w:lang w:eastAsia="fr-FR"/>
-        </w:rPr>
-        <w:t>_name</w:t>
-      </w:r>
-      <w:proofErr w:type="spellEnd"/>
-      <w:r>
-        <w:rPr>
-          <w:rFonts w:ascii="Arial" w:eastAsia="Times New Roman" w:hAnsi="Arial" w:cs="Arial"/>
-          <w:color w:val="00B4AE"/>
-          <w:sz w:val="15"/>
-          <w:szCs w:val="15"/>
-          <w:lang w:eastAsia="fr-FR"/>
-        </w:rPr>
-        <w:t xml:space="preserve">} </w:t>
-      </w:r>
-      <w:r>
-        <w:rPr>
-          <w:rFonts w:ascii="Arial" w:eastAsia="Times New Roman" w:hAnsi="Arial" w:cs="Arial"/>
-          <w:color w:val="00B4AE"/>
-          <w:sz w:val="15"/>
-          <w:szCs w:val="15"/>
-          <w:lang w:eastAsia="fr-FR"/>
-        </w:rPr>
-        <w:t>{</w:t>
-      </w:r>
-      <w:proofErr w:type="spellStart"/>
-      <w:r>
-        <w:rPr>
-          <w:rFonts w:ascii="Arial" w:eastAsia="Times New Roman" w:hAnsi="Arial" w:cs="Arial"/>
-          <w:color w:val="00B4AE"/>
-          <w:sz w:val="15"/>
-          <w:szCs w:val="15"/>
-          <w:lang w:eastAsia="fr-FR"/>
-        </w:rPr>
-        <w:t>Tokens_for_contact_Champs_de_</w:t>
-      </w:r>
-      <w:proofErr w:type="gramStart"/>
-      <w:r>
-        <w:rPr>
-          <w:rFonts w:ascii="Arial" w:eastAsia="Times New Roman" w:hAnsi="Arial" w:cs="Arial"/>
-          <w:color w:val="00B4AE"/>
-          <w:sz w:val="15"/>
-          <w:szCs w:val="15"/>
-          <w:lang w:eastAsia="fr-FR"/>
-        </w:rPr>
-        <w:t>fu.CONCAT</w:t>
-      </w:r>
-      <w:proofErr w:type="gramEnd"/>
-      <w:r>
-        <w:rPr>
-          <w:rFonts w:ascii="Arial" w:eastAsia="Times New Roman" w:hAnsi="Arial" w:cs="Arial"/>
-          <w:color w:val="00B4AE"/>
-          <w:sz w:val="15"/>
-          <w:szCs w:val="15"/>
-          <w:lang w:eastAsia="fr-FR"/>
-        </w:rPr>
-        <w:t>_WS_last_name_nick_name</w:t>
-      </w:r>
-      <w:proofErr w:type="spellEnd"/>
-      <w:r>
-        <w:rPr>
-          <w:rFonts w:ascii="Arial" w:eastAsia="Times New Roman" w:hAnsi="Arial" w:cs="Arial"/>
-          <w:color w:val="00B4AE"/>
-          <w:sz w:val="15"/>
-          <w:szCs w:val="15"/>
-          <w:lang w:eastAsia="fr-FR"/>
-        </w:rPr>
-        <w:t>},</w:t>
+        <w:t>{Tokens_for_contact_Champs_de_fu.CONCAT_WS_last_name_nick_name},</w:t>
       </w:r>
       <w:r>
         <w:rPr>
@@ -1700,60 +1044,7 @@
           <w:szCs w:val="15"/>
           <w:lang w:eastAsia="fr-FR"/>
         </w:rPr>
-        <w:t xml:space="preserve"> demande la modification des informations me concernant, présentes sur le fichier du centre d’accueil des corps de {</w:t>
-      </w:r>
-      <w:proofErr w:type="spellStart"/>
-      <w:proofErr w:type="gramStart"/>
-      <w:r>
-        <w:rPr>
-          <w:rFonts w:ascii="Arial" w:eastAsia="Times New Roman" w:hAnsi="Arial" w:cs="Arial"/>
-          <w:sz w:val="15"/>
-          <w:szCs w:val="15"/>
-          <w:lang w:eastAsia="fr-FR"/>
-        </w:rPr>
-        <w:t>domain.city</w:t>
-      </w:r>
-      <w:proofErr w:type="spellEnd"/>
-      <w:proofErr w:type="gramEnd"/>
-      <w:r>
-        <w:rPr>
-          <w:rFonts w:ascii="Arial" w:eastAsia="Times New Roman" w:hAnsi="Arial" w:cs="Arial"/>
-          <w:sz w:val="15"/>
-          <w:szCs w:val="15"/>
-          <w:lang w:eastAsia="fr-FR"/>
-        </w:rPr>
-        <w:t>} en date du {</w:t>
-      </w:r>
-      <w:proofErr w:type="spellStart"/>
-      <w:proofErr w:type="gramStart"/>
-      <w:r>
-        <w:rPr>
-          <w:rFonts w:ascii="Arial" w:eastAsia="Times New Roman" w:hAnsi="Arial" w:cs="Arial"/>
-          <w:sz w:val="15"/>
-          <w:szCs w:val="15"/>
-          <w:lang w:eastAsia="fr-FR"/>
-        </w:rPr>
-        <w:t>date.today</w:t>
-      </w:r>
-      <w:proofErr w:type="gramEnd"/>
-      <w:r>
-        <w:rPr>
-          <w:rFonts w:ascii="Arial" w:eastAsia="Times New Roman" w:hAnsi="Arial" w:cs="Arial"/>
-          <w:sz w:val="15"/>
-          <w:szCs w:val="15"/>
-          <w:lang w:eastAsia="fr-FR"/>
-        </w:rPr>
-        <w:t>_format_full</w:t>
-      </w:r>
-      <w:proofErr w:type="spellEnd"/>
-      <w:r>
-        <w:rPr>
-          <w:rFonts w:ascii="Arial" w:eastAsia="Times New Roman" w:hAnsi="Arial" w:cs="Arial"/>
-          <w:sz w:val="15"/>
-          <w:szCs w:val="15"/>
-          <w:lang w:eastAsia="fr-FR"/>
-        </w:rPr>
-        <w:t xml:space="preserve">} </w:t>
+        <w:t xml:space="preserve"> demande la modification des informations me concernant, présentes sur le fichier du centre d’accueil des corps de {domain.city} en date du {date.today_format_full} </w:t>
       </w:r>
       <w:r>
         <w:rPr>
@@ -1828,73 +1119,7 @@
                 <w:szCs w:val="15"/>
                 <w:lang w:eastAsia="fr-FR"/>
               </w:rPr>
-              <w:t>{</w:t>
-            </w:r>
-            <w:proofErr w:type="spellStart"/>
-            <w:r>
-              <w:rPr>
-                <w:rFonts w:ascii="Arial" w:eastAsia="Times New Roman" w:hAnsi="Arial" w:cs="Arial"/>
-                <w:color w:val="00B4AE"/>
-                <w:sz w:val="15"/>
-                <w:szCs w:val="15"/>
-                <w:lang w:eastAsia="fr-FR"/>
-              </w:rPr>
-              <w:t>Tokens_for_contact_Champs_de_</w:t>
-            </w:r>
-            <w:proofErr w:type="gramStart"/>
-            <w:r>
-              <w:rPr>
-                <w:rFonts w:ascii="Arial" w:eastAsia="Times New Roman" w:hAnsi="Arial" w:cs="Arial"/>
-                <w:color w:val="00B4AE"/>
-                <w:sz w:val="15"/>
-                <w:szCs w:val="15"/>
-                <w:lang w:eastAsia="fr-FR"/>
-              </w:rPr>
-              <w:t>fu.Promesse</w:t>
-            </w:r>
-            <w:proofErr w:type="gramEnd"/>
-            <w:r>
-              <w:rPr>
-                <w:rFonts w:ascii="Arial" w:eastAsia="Times New Roman" w:hAnsi="Arial" w:cs="Arial"/>
-                <w:color w:val="00B4AE"/>
-                <w:sz w:val="15"/>
-                <w:szCs w:val="15"/>
-                <w:lang w:eastAsia="fr-FR"/>
-              </w:rPr>
-              <w:t>_de_</w:t>
-            </w:r>
-            <w:proofErr w:type="gramStart"/>
-            <w:r>
-              <w:rPr>
-                <w:rFonts w:ascii="Arial" w:eastAsia="Times New Roman" w:hAnsi="Arial" w:cs="Arial"/>
-                <w:color w:val="00B4AE"/>
-                <w:sz w:val="15"/>
-                <w:szCs w:val="15"/>
-                <w:lang w:eastAsia="fr-FR"/>
-              </w:rPr>
-              <w:t>don.N</w:t>
-            </w:r>
-            <w:proofErr w:type="gramEnd"/>
-            <w:r>
-              <w:rPr>
-                <w:rFonts w:ascii="Arial" w:eastAsia="Times New Roman" w:hAnsi="Arial" w:cs="Arial"/>
-                <w:color w:val="00B4AE"/>
-                <w:sz w:val="15"/>
-                <w:szCs w:val="15"/>
-                <w:lang w:eastAsia="fr-FR"/>
-              </w:rPr>
-              <w:t>_de_don</w:t>
-            </w:r>
-            <w:proofErr w:type="spellEnd"/>
-            <w:r>
-              <w:rPr>
-                <w:rFonts w:ascii="Arial" w:eastAsia="Times New Roman" w:hAnsi="Arial" w:cs="Arial"/>
-                <w:color w:val="00B4AE"/>
-                <w:sz w:val="15"/>
-                <w:szCs w:val="15"/>
-                <w:lang w:eastAsia="fr-FR"/>
-              </w:rPr>
-              <w:t>}</w:t>
+              <w:t>{Tokens_for_contact_Champs_de_fu.Promesse_de_don.N_de_don}</w:t>
             </w:r>
           </w:p>
         </w:tc>
@@ -1971,41 +1196,7 @@
                 <w:szCs w:val="15"/>
                 <w:lang w:eastAsia="fr-FR"/>
               </w:rPr>
-              <w:t>{</w:t>
-            </w:r>
-            <w:proofErr w:type="spellStart"/>
-            <w:proofErr w:type="gramStart"/>
-            <w:r>
-              <w:rPr>
-                <w:rFonts w:ascii="Arial" w:eastAsia="Times New Roman" w:hAnsi="Arial" w:cs="Arial"/>
-                <w:color w:val="00B4AE"/>
-                <w:sz w:val="15"/>
-                <w:szCs w:val="15"/>
-                <w:lang w:eastAsia="fr-FR"/>
-              </w:rPr>
-              <w:t>contact.last</w:t>
-            </w:r>
-            <w:proofErr w:type="gramEnd"/>
-            <w:r>
-              <w:rPr>
-                <w:rFonts w:ascii="Arial" w:eastAsia="Times New Roman" w:hAnsi="Arial" w:cs="Arial"/>
-                <w:color w:val="00B4AE"/>
-                <w:sz w:val="15"/>
-                <w:szCs w:val="15"/>
-                <w:lang w:eastAsia="fr-FR"/>
-              </w:rPr>
-              <w:t>_name</w:t>
-            </w:r>
-            <w:proofErr w:type="spellEnd"/>
-            <w:r>
-              <w:rPr>
-                <w:rFonts w:ascii="Arial" w:eastAsia="Times New Roman" w:hAnsi="Arial" w:cs="Arial"/>
-                <w:color w:val="00B4AE"/>
-                <w:sz w:val="15"/>
-                <w:szCs w:val="15"/>
-                <w:lang w:eastAsia="fr-FR"/>
-              </w:rPr>
-              <w:t>}</w:t>
+              <w:t>{contact.last_name}</w:t>
             </w:r>
           </w:p>
         </w:tc>
@@ -2082,41 +1273,7 @@
                 <w:szCs w:val="15"/>
                 <w:lang w:eastAsia="fr-FR"/>
               </w:rPr>
-              <w:t>{</w:t>
-            </w:r>
-            <w:proofErr w:type="spellStart"/>
-            <w:proofErr w:type="gramStart"/>
-            <w:r>
-              <w:rPr>
-                <w:rFonts w:ascii="Arial" w:eastAsia="Times New Roman" w:hAnsi="Arial" w:cs="Arial"/>
-                <w:color w:val="00B4AE"/>
-                <w:sz w:val="15"/>
-                <w:szCs w:val="15"/>
-                <w:lang w:eastAsia="fr-FR"/>
-              </w:rPr>
-              <w:t>contact.nick</w:t>
-            </w:r>
-            <w:proofErr w:type="gramEnd"/>
-            <w:r>
-              <w:rPr>
-                <w:rFonts w:ascii="Arial" w:eastAsia="Times New Roman" w:hAnsi="Arial" w:cs="Arial"/>
-                <w:color w:val="00B4AE"/>
-                <w:sz w:val="15"/>
-                <w:szCs w:val="15"/>
-                <w:lang w:eastAsia="fr-FR"/>
-              </w:rPr>
-              <w:t>_name</w:t>
-            </w:r>
-            <w:proofErr w:type="spellEnd"/>
-            <w:r>
-              <w:rPr>
-                <w:rFonts w:ascii="Arial" w:eastAsia="Times New Roman" w:hAnsi="Arial" w:cs="Arial"/>
-                <w:color w:val="00B4AE"/>
-                <w:sz w:val="15"/>
-                <w:szCs w:val="15"/>
-                <w:lang w:eastAsia="fr-FR"/>
-              </w:rPr>
-              <w:t>}</w:t>
+              <w:t>{contact.nick_name}</w:t>
             </w:r>
           </w:p>
         </w:tc>
@@ -2184,41 +1341,7 @@
                 <w:szCs w:val="15"/>
                 <w:lang w:eastAsia="fr-FR"/>
               </w:rPr>
-              <w:t>{</w:t>
-            </w:r>
-            <w:proofErr w:type="spellStart"/>
-            <w:proofErr w:type="gramStart"/>
-            <w:r>
-              <w:rPr>
-                <w:rFonts w:ascii="Arial" w:eastAsia="Times New Roman" w:hAnsi="Arial" w:cs="Arial"/>
-                <w:color w:val="00B4AE"/>
-                <w:sz w:val="15"/>
-                <w:szCs w:val="15"/>
-                <w:lang w:eastAsia="fr-FR"/>
-              </w:rPr>
-              <w:t>contact.first</w:t>
-            </w:r>
-            <w:proofErr w:type="gramEnd"/>
-            <w:r>
-              <w:rPr>
-                <w:rFonts w:ascii="Arial" w:eastAsia="Times New Roman" w:hAnsi="Arial" w:cs="Arial"/>
-                <w:color w:val="00B4AE"/>
-                <w:sz w:val="15"/>
-                <w:szCs w:val="15"/>
-                <w:lang w:eastAsia="fr-FR"/>
-              </w:rPr>
-              <w:t>_name</w:t>
-            </w:r>
-            <w:proofErr w:type="spellEnd"/>
-            <w:r>
-              <w:rPr>
-                <w:rFonts w:ascii="Arial" w:eastAsia="Times New Roman" w:hAnsi="Arial" w:cs="Arial"/>
-                <w:color w:val="00B4AE"/>
-                <w:sz w:val="15"/>
-                <w:szCs w:val="15"/>
-                <w:lang w:eastAsia="fr-FR"/>
-              </w:rPr>
-              <w:t>}</w:t>
+              <w:t>{contact.first_name}</w:t>
             </w:r>
           </w:p>
         </w:tc>
@@ -2286,53 +1409,7 @@
                 <w:szCs w:val="15"/>
                 <w:lang w:eastAsia="fr-FR"/>
               </w:rPr>
-              <w:t>{</w:t>
-            </w:r>
-            <w:proofErr w:type="spellStart"/>
-            <w:proofErr w:type="gramStart"/>
-            <w:r>
-              <w:rPr>
-                <w:rFonts w:ascii="Arial" w:eastAsia="Times New Roman" w:hAnsi="Arial" w:cs="Arial"/>
-                <w:color w:val="00B4AE"/>
-                <w:sz w:val="15"/>
-                <w:szCs w:val="15"/>
-                <w:lang w:eastAsia="fr-FR"/>
-              </w:rPr>
-              <w:t>contact.gender</w:t>
-            </w:r>
-            <w:proofErr w:type="gramEnd"/>
-            <w:r>
-              <w:rPr>
-                <w:rFonts w:ascii="Arial" w:eastAsia="Times New Roman" w:hAnsi="Arial" w:cs="Arial"/>
-                <w:color w:val="00B4AE"/>
-                <w:sz w:val="15"/>
-                <w:szCs w:val="15"/>
-                <w:lang w:eastAsia="fr-FR"/>
-              </w:rPr>
-              <w:t>_</w:t>
-            </w:r>
-            <w:proofErr w:type="gramStart"/>
-            <w:r>
-              <w:rPr>
-                <w:rFonts w:ascii="Arial" w:eastAsia="Times New Roman" w:hAnsi="Arial" w:cs="Arial"/>
-                <w:color w:val="00B4AE"/>
-                <w:sz w:val="15"/>
-                <w:szCs w:val="15"/>
-                <w:lang w:eastAsia="fr-FR"/>
-              </w:rPr>
-              <w:t>id:label</w:t>
-            </w:r>
-            <w:proofErr w:type="spellEnd"/>
-            <w:proofErr w:type="gramEnd"/>
-            <w:r>
-              <w:rPr>
-                <w:rFonts w:ascii="Arial" w:eastAsia="Times New Roman" w:hAnsi="Arial" w:cs="Arial"/>
-                <w:color w:val="00B4AE"/>
-                <w:sz w:val="15"/>
-                <w:szCs w:val="15"/>
-                <w:lang w:eastAsia="fr-FR"/>
-              </w:rPr>
-              <w:t>}</w:t>
+              <w:t>{contact.gender_id:label}</w:t>
             </w:r>
           </w:p>
         </w:tc>
@@ -2400,41 +1477,7 @@
                 <w:szCs w:val="15"/>
                 <w:lang w:eastAsia="fr-FR"/>
               </w:rPr>
-              <w:t>{</w:t>
-            </w:r>
-            <w:proofErr w:type="spellStart"/>
-            <w:proofErr w:type="gramStart"/>
-            <w:r>
-              <w:rPr>
-                <w:rFonts w:ascii="Arial" w:eastAsia="Times New Roman" w:hAnsi="Arial" w:cs="Arial"/>
-                <w:color w:val="00B4AE"/>
-                <w:sz w:val="15"/>
-                <w:szCs w:val="15"/>
-                <w:lang w:eastAsia="fr-FR"/>
-              </w:rPr>
-              <w:t>contact.birth</w:t>
-            </w:r>
-            <w:proofErr w:type="gramEnd"/>
-            <w:r>
-              <w:rPr>
-                <w:rFonts w:ascii="Arial" w:eastAsia="Times New Roman" w:hAnsi="Arial" w:cs="Arial"/>
-                <w:color w:val="00B4AE"/>
-                <w:sz w:val="15"/>
-                <w:szCs w:val="15"/>
-                <w:lang w:eastAsia="fr-FR"/>
-              </w:rPr>
-              <w:t>_date</w:t>
-            </w:r>
-            <w:proofErr w:type="spellEnd"/>
-            <w:r>
-              <w:rPr>
-                <w:rFonts w:ascii="Arial" w:eastAsia="Times New Roman" w:hAnsi="Arial" w:cs="Arial"/>
-                <w:color w:val="00B4AE"/>
-                <w:sz w:val="15"/>
-                <w:szCs w:val="15"/>
-                <w:lang w:eastAsia="fr-FR"/>
-              </w:rPr>
-              <w:t>}</w:t>
+              <w:t>{contact.birth_date}</w:t>
             </w:r>
           </w:p>
         </w:tc>
@@ -2505,51 +1548,7 @@
                 <w:szCs w:val="15"/>
                 <w:lang w:eastAsia="fr-FR"/>
               </w:rPr>
-              <w:t>{Tokens_for_contact_Champs_de_</w:t>
-            </w:r>
-            <w:proofErr w:type="gramStart"/>
-            <w:r>
-              <w:rPr>
-                <w:rFonts w:ascii="Arial" w:eastAsia="Times New Roman" w:hAnsi="Arial" w:cs="Arial"/>
-                <w:color w:val="00B4AE"/>
-                <w:sz w:val="15"/>
-                <w:szCs w:val="15"/>
-                <w:lang w:eastAsia="fr-FR"/>
-              </w:rPr>
-              <w:t>fu.Compl</w:t>
-            </w:r>
-            <w:proofErr w:type="gramEnd"/>
-            <w:r>
-              <w:rPr>
-                <w:rFonts w:ascii="Arial" w:eastAsia="Times New Roman" w:hAnsi="Arial" w:cs="Arial"/>
-                <w:color w:val="00B4AE"/>
-                <w:sz w:val="15"/>
-                <w:szCs w:val="15"/>
-                <w:lang w:eastAsia="fr-FR"/>
-              </w:rPr>
-              <w:t>_m_nt_tat_</w:t>
-            </w:r>
-            <w:proofErr w:type="gramStart"/>
-            <w:r>
-              <w:rPr>
-                <w:rFonts w:ascii="Arial" w:eastAsia="Times New Roman" w:hAnsi="Arial" w:cs="Arial"/>
-                <w:color w:val="00B4AE"/>
-                <w:sz w:val="15"/>
-                <w:szCs w:val="15"/>
-                <w:lang w:eastAsia="fr-FR"/>
-              </w:rPr>
-              <w:t>civil.Ville</w:t>
-            </w:r>
-            <w:proofErr w:type="gramEnd"/>
-            <w:r>
-              <w:rPr>
-                <w:rFonts w:ascii="Arial" w:eastAsia="Times New Roman" w:hAnsi="Arial" w:cs="Arial"/>
-                <w:color w:val="00B4AE"/>
-                <w:sz w:val="15"/>
-                <w:szCs w:val="15"/>
-                <w:lang w:eastAsia="fr-FR"/>
-              </w:rPr>
-              <w:t>_de_naissance}</w:t>
+              <w:t>{Tokens_for_contact_Champs_de_fu.Compl_m_nt_tat_civil.Ville_de_naissance}</w:t>
             </w:r>
           </w:p>
         </w:tc>
@@ -2622,206 +1621,70 @@
                 <w:szCs w:val="15"/>
                 <w:lang w:eastAsia="fr-FR"/>
               </w:rPr>
-              <w:t>{</w:t>
-            </w:r>
-            <w:proofErr w:type="spellStart"/>
-            <w:proofErr w:type="gramStart"/>
-            <w:r>
-              <w:rPr>
-                <w:rFonts w:ascii="Arial" w:eastAsia="Times New Roman" w:hAnsi="Arial" w:cs="Arial"/>
-                <w:color w:val="00B4AE"/>
-                <w:sz w:val="15"/>
-                <w:szCs w:val="15"/>
-                <w:lang w:eastAsia="fr-FR"/>
-              </w:rPr>
-              <w:t>contact.street</w:t>
-            </w:r>
-            <w:proofErr w:type="gramEnd"/>
-            <w:r>
-              <w:rPr>
-                <w:rFonts w:ascii="Arial" w:eastAsia="Times New Roman" w:hAnsi="Arial" w:cs="Arial"/>
-                <w:color w:val="00B4AE"/>
-                <w:sz w:val="15"/>
-                <w:szCs w:val="15"/>
-                <w:lang w:eastAsia="fr-FR"/>
-              </w:rPr>
-              <w:t>_address</w:t>
-            </w:r>
-            <w:proofErr w:type="spellEnd"/>
-            <w:r>
-              <w:rPr>
-                <w:rFonts w:ascii="Arial" w:eastAsia="Times New Roman" w:hAnsi="Arial" w:cs="Arial"/>
-                <w:color w:val="00B4AE"/>
-                <w:sz w:val="15"/>
-                <w:szCs w:val="15"/>
-                <w:lang w:eastAsia="fr-FR"/>
-              </w:rPr>
-              <w:t>}</w:t>
-            </w:r>
-          </w:p>
-          <w:p>
-            <w:pPr>
-              <w:suppressAutoHyphens w:val="0"/>
-              <w:rPr>
-                <w:rFonts w:ascii="Arial" w:eastAsia="Times New Roman" w:hAnsi="Arial" w:cs="Arial"/>
-                <w:color w:val="00B4AE"/>
-                <w:sz w:val="15"/>
-                <w:szCs w:val="15"/>
-                <w:lang w:eastAsia="fr-FR"/>
-              </w:rPr>
-            </w:pPr>
-            <w:r>
-              <w:rPr>
-                <w:rFonts w:ascii="Arial" w:eastAsia="Times New Roman" w:hAnsi="Arial" w:cs="Arial"/>
-                <w:color w:val="00B4AE"/>
-                <w:sz w:val="15"/>
-                <w:szCs w:val="15"/>
-                <w:lang w:eastAsia="fr-FR"/>
-              </w:rPr>
-              <w:t>{</w:t>
-            </w:r>
-            <w:proofErr w:type="gramStart"/>
-            <w:r>
-              <w:rPr>
-                <w:rFonts w:ascii="Arial" w:eastAsia="Times New Roman" w:hAnsi="Arial" w:cs="Arial"/>
-                <w:color w:val="00B4AE"/>
-                <w:sz w:val="15"/>
-                <w:szCs w:val="15"/>
-                <w:lang w:eastAsia="fr-FR"/>
-              </w:rPr>
-              <w:t>contact.supplemental</w:t>
-            </w:r>
-            <w:proofErr w:type="gramEnd"/>
-            <w:r>
-              <w:rPr>
-                <w:rFonts w:ascii="Arial" w:eastAsia="Times New Roman" w:hAnsi="Arial" w:cs="Arial"/>
-                <w:color w:val="00B4AE"/>
-                <w:sz w:val="15"/>
-                <w:szCs w:val="15"/>
-                <w:lang w:eastAsia="fr-FR"/>
-              </w:rPr>
-              <w:t>_address_1}</w:t>
-            </w:r>
-          </w:p>
-          <w:p>
-            <w:pPr>
-              <w:suppressAutoHyphens w:val="0"/>
-              <w:rPr>
-                <w:rFonts w:ascii="Arial" w:eastAsia="Times New Roman" w:hAnsi="Arial" w:cs="Arial"/>
-                <w:color w:val="00B4AE"/>
-                <w:sz w:val="15"/>
-                <w:szCs w:val="15"/>
-                <w:lang w:eastAsia="fr-FR"/>
-              </w:rPr>
-            </w:pPr>
-            <w:r>
-              <w:rPr>
-                <w:rFonts w:ascii="Arial" w:eastAsia="Times New Roman" w:hAnsi="Arial" w:cs="Arial"/>
-                <w:color w:val="00B4AE"/>
-                <w:sz w:val="15"/>
-                <w:szCs w:val="15"/>
-                <w:lang w:eastAsia="fr-FR"/>
-              </w:rPr>
-              <w:t>{</w:t>
-            </w:r>
-            <w:proofErr w:type="gramStart"/>
-            <w:r>
-              <w:rPr>
-                <w:rFonts w:ascii="Arial" w:eastAsia="Times New Roman" w:hAnsi="Arial" w:cs="Arial"/>
-                <w:color w:val="00B4AE"/>
-                <w:sz w:val="15"/>
-                <w:szCs w:val="15"/>
-                <w:lang w:eastAsia="fr-FR"/>
-              </w:rPr>
-              <w:t>contact.supplemental</w:t>
-            </w:r>
-            <w:proofErr w:type="gramEnd"/>
-            <w:r>
-              <w:rPr>
-                <w:rFonts w:ascii="Arial" w:eastAsia="Times New Roman" w:hAnsi="Arial" w:cs="Arial"/>
-                <w:color w:val="00B4AE"/>
-                <w:sz w:val="15"/>
-                <w:szCs w:val="15"/>
-                <w:lang w:eastAsia="fr-FR"/>
-              </w:rPr>
-              <w:t>_address_2}</w:t>
-            </w:r>
-          </w:p>
-          <w:p>
-            <w:pPr>
-              <w:suppressAutoHyphens w:val="0"/>
-              <w:rPr>
-                <w:rFonts w:ascii="Times New Roman" w:eastAsia="Times New Roman" w:hAnsi="Times New Roman"/>
-                <w:lang w:eastAsia="fr-FR"/>
-              </w:rPr>
-            </w:pPr>
-            <w:r>
-              <w:rPr>
-                <w:rFonts w:ascii="Arial" w:eastAsia="Times New Roman" w:hAnsi="Arial" w:cs="Arial"/>
-                <w:color w:val="00B4AE"/>
-                <w:sz w:val="15"/>
-                <w:szCs w:val="15"/>
-                <w:lang w:eastAsia="fr-FR"/>
-              </w:rPr>
-              <w:t>{</w:t>
-            </w:r>
-            <w:proofErr w:type="spellStart"/>
-            <w:proofErr w:type="gramStart"/>
-            <w:r>
-              <w:rPr>
-                <w:rFonts w:ascii="Arial" w:eastAsia="Times New Roman" w:hAnsi="Arial" w:cs="Arial"/>
-                <w:color w:val="00B4AE"/>
-                <w:sz w:val="15"/>
-                <w:szCs w:val="15"/>
-                <w:lang w:eastAsia="fr-FR"/>
-              </w:rPr>
-              <w:t>contact.postal</w:t>
-            </w:r>
-            <w:proofErr w:type="gramEnd"/>
-            <w:r>
-              <w:rPr>
-                <w:rFonts w:ascii="Arial" w:eastAsia="Times New Roman" w:hAnsi="Arial" w:cs="Arial"/>
-                <w:color w:val="00B4AE"/>
-                <w:sz w:val="15"/>
-                <w:szCs w:val="15"/>
-                <w:lang w:eastAsia="fr-FR"/>
-              </w:rPr>
-              <w:t>_code</w:t>
-            </w:r>
-            <w:proofErr w:type="spellEnd"/>
-            <w:r>
-              <w:rPr>
-                <w:rFonts w:ascii="Arial" w:eastAsia="Times New Roman" w:hAnsi="Arial" w:cs="Arial"/>
-                <w:color w:val="00B4AE"/>
-                <w:sz w:val="15"/>
-                <w:szCs w:val="15"/>
-                <w:lang w:eastAsia="fr-FR"/>
-              </w:rPr>
-              <w:t>} {</w:t>
-            </w:r>
-            <w:proofErr w:type="spellStart"/>
-            <w:proofErr w:type="gramStart"/>
-            <w:r>
-              <w:rPr>
-                <w:rFonts w:ascii="Arial" w:eastAsia="Times New Roman" w:hAnsi="Arial" w:cs="Arial"/>
-                <w:color w:val="00B4AE"/>
-                <w:sz w:val="15"/>
-                <w:szCs w:val="15"/>
-                <w:lang w:eastAsia="fr-FR"/>
-              </w:rPr>
-              <w:t>contact.city</w:t>
-            </w:r>
-            <w:proofErr w:type="spellEnd"/>
-            <w:proofErr w:type="gramEnd"/>
-            <w:r>
-              <w:rPr>
-                <w:rFonts w:ascii="Arial" w:eastAsia="Times New Roman" w:hAnsi="Arial" w:cs="Arial"/>
-                <w:color w:val="00B4AE"/>
-                <w:sz w:val="15"/>
-                <w:szCs w:val="15"/>
-                <w:lang w:eastAsia="fr-FR"/>
-              </w:rPr>
-              <w:t>}</w:t>
+              <w:t>{contact.street_address}</w:t>
+            </w:r>
+          </w:p>
+          <w:p>
+            <w:pPr>
+              <w:suppressAutoHyphens w:val="0"/>
+              <w:rPr>
+                <w:rFonts w:ascii="Arial" w:eastAsia="Times New Roman" w:hAnsi="Arial" w:cs="Arial"/>
+                <w:color w:val="00B4AE"/>
+                <w:sz w:val="15"/>
+                <w:szCs w:val="15"/>
+                <w:lang w:eastAsia="fr-FR"/>
+              </w:rPr>
+            </w:pPr>
+            <w:r>
+              <w:rPr>
+                <w:rFonts w:ascii="Arial" w:eastAsia="Times New Roman" w:hAnsi="Arial" w:cs="Arial"/>
+                <w:color w:val="00B4AE"/>
+                <w:sz w:val="15"/>
+                <w:szCs w:val="15"/>
+                <w:lang w:eastAsia="fr-FR"/>
+              </w:rPr>
+              <w:t>{contact.supplemental_address_1}</w:t>
+            </w:r>
+          </w:p>
+          <w:p>
+            <w:pPr>
+              <w:suppressAutoHyphens w:val="0"/>
+              <w:rPr>
+                <w:rFonts w:ascii="Arial" w:eastAsia="Times New Roman" w:hAnsi="Arial" w:cs="Arial"/>
+                <w:color w:val="00B4AE"/>
+                <w:sz w:val="15"/>
+                <w:szCs w:val="15"/>
+                <w:lang w:eastAsia="fr-FR"/>
+              </w:rPr>
+            </w:pPr>
+            <w:r>
+              <w:rPr>
+                <w:rFonts w:ascii="Arial" w:eastAsia="Times New Roman" w:hAnsi="Arial" w:cs="Arial"/>
+                <w:color w:val="00B4AE"/>
+                <w:sz w:val="15"/>
+                <w:szCs w:val="15"/>
+                <w:lang w:eastAsia="fr-FR"/>
+              </w:rPr>
+              <w:t>{contact.supplemental_address_2}</w:t>
+            </w:r>
+          </w:p>
+          <w:p>
+            <w:pPr>
+              <w:suppressAutoHyphens w:val="0"/>
+              <w:rPr>
+                <w:rFonts w:ascii="Times New Roman" w:eastAsia="Times New Roman" w:hAnsi="Times New Roman"/>
+                <w:lang w:eastAsia="fr-FR"/>
+              </w:rPr>
+            </w:pPr>
+            <w:r>
+              <w:rPr>
+                <w:rFonts w:ascii="Arial" w:eastAsia="Times New Roman" w:hAnsi="Arial" w:cs="Arial"/>
+                <w:color w:val="00B4AE"/>
+                <w:sz w:val="15"/>
+                <w:szCs w:val="15"/>
+                <w:lang w:eastAsia="fr-FR"/>
+              </w:rPr>
+              <w:t>{contact.postal_code} {contact.city}</w:t>
             </w:r>
           </w:p>
         </w:tc>
@@ -2889,55 +1752,7 @@
                 <w:szCs w:val="15"/>
                 <w:lang w:eastAsia="fr-FR"/>
               </w:rPr>
-              <w:t>{</w:t>
-            </w:r>
-            <w:proofErr w:type="spellStart"/>
-            <w:proofErr w:type="gramStart"/>
-            <w:r>
-              <w:rPr>
-                <w:rFonts w:ascii="Arial" w:eastAsia="Times New Roman" w:hAnsi="Arial" w:cs="Arial"/>
-                <w:color w:val="00B4AE"/>
-                <w:sz w:val="15"/>
-                <w:szCs w:val="15"/>
-                <w:lang w:eastAsia="fr-FR"/>
-              </w:rPr>
-              <w:t>contact.phone</w:t>
-            </w:r>
-            <w:proofErr w:type="spellEnd"/>
-            <w:proofErr w:type="gramEnd"/>
-            <w:r>
-              <w:rPr>
-                <w:rFonts w:ascii="Arial" w:eastAsia="Times New Roman" w:hAnsi="Arial" w:cs="Arial"/>
-                <w:color w:val="00B4AE"/>
-                <w:sz w:val="15"/>
-                <w:szCs w:val="15"/>
-                <w:lang w:eastAsia="fr-FR"/>
-              </w:rPr>
-              <w:t>} / {</w:t>
-            </w:r>
-            <w:proofErr w:type="spellStart"/>
-            <w:proofErr w:type="gramStart"/>
-            <w:r>
-              <w:rPr>
-                <w:rFonts w:ascii="Arial" w:eastAsia="Times New Roman" w:hAnsi="Arial" w:cs="Arial"/>
-                <w:color w:val="00B4AE"/>
-                <w:sz w:val="15"/>
-                <w:szCs w:val="15"/>
-                <w:lang w:eastAsia="fr-FR"/>
-              </w:rPr>
-              <w:t>phones.mobiles</w:t>
-            </w:r>
-            <w:proofErr w:type="spellEnd"/>
-            <w:proofErr w:type="gramEnd"/>
-            <w:r>
-              <w:rPr>
-                <w:rFonts w:ascii="Arial" w:eastAsia="Times New Roman" w:hAnsi="Arial" w:cs="Arial"/>
-                <w:color w:val="00B4AE"/>
-                <w:sz w:val="15"/>
-                <w:szCs w:val="15"/>
-                <w:lang w:eastAsia="fr-FR"/>
-              </w:rPr>
-              <w:t>}</w:t>
+              <w:t>{contact.phone} / {phones.mobiles}</w:t>
             </w:r>
           </w:p>
         </w:tc>
@@ -3005,31 +1820,7 @@
                 <w:szCs w:val="15"/>
                 <w:lang w:eastAsia="fr-FR"/>
               </w:rPr>
-              <w:t>{</w:t>
-            </w:r>
-            <w:proofErr w:type="spellStart"/>
-            <w:proofErr w:type="gramStart"/>
-            <w:r>
-              <w:rPr>
-                <w:rFonts w:ascii="Arial" w:eastAsia="Times New Roman" w:hAnsi="Arial" w:cs="Arial"/>
-                <w:color w:val="00B4AE"/>
-                <w:sz w:val="15"/>
-                <w:szCs w:val="15"/>
-                <w:lang w:eastAsia="fr-FR"/>
-              </w:rPr>
-              <w:t>contact.email</w:t>
-            </w:r>
-            <w:proofErr w:type="spellEnd"/>
-            <w:proofErr w:type="gramEnd"/>
-            <w:r>
-              <w:rPr>
-                <w:rFonts w:ascii="Arial" w:eastAsia="Times New Roman" w:hAnsi="Arial" w:cs="Arial"/>
-                <w:color w:val="00B4AE"/>
-                <w:sz w:val="15"/>
-                <w:szCs w:val="15"/>
-                <w:lang w:eastAsia="fr-FR"/>
-              </w:rPr>
-              <w:t>}</w:t>
+              <w:t>{contact.email}</w:t>
             </w:r>
           </w:p>
         </w:tc>
@@ -3118,73 +1909,7 @@
                 <w:szCs w:val="15"/>
                 <w:lang w:eastAsia="fr-FR"/>
               </w:rPr>
-              <w:t>{Tokens_for_contact_Champs_de_</w:t>
-            </w:r>
-            <w:proofErr w:type="gramStart"/>
-            <w:r>
-              <w:rPr>
-                <w:rFonts w:ascii="Arial" w:eastAsia="Times New Roman" w:hAnsi="Arial" w:cs="Arial"/>
-                <w:color w:val="00B4AE"/>
-                <w:sz w:val="15"/>
-                <w:szCs w:val="15"/>
-                <w:lang w:eastAsia="fr-FR"/>
-              </w:rPr>
-              <w:t>fu.Promesse</w:t>
-            </w:r>
-            <w:proofErr w:type="gramEnd"/>
-            <w:r>
-              <w:rPr>
-                <w:rFonts w:ascii="Arial" w:eastAsia="Times New Roman" w:hAnsi="Arial" w:cs="Arial"/>
-                <w:color w:val="00B4AE"/>
-                <w:sz w:val="15"/>
-                <w:szCs w:val="15"/>
-                <w:lang w:eastAsia="fr-FR"/>
-              </w:rPr>
-              <w:t>_de_</w:t>
-            </w:r>
-            <w:proofErr w:type="gramStart"/>
-            <w:r>
-              <w:rPr>
-                <w:rFonts w:ascii="Arial" w:eastAsia="Times New Roman" w:hAnsi="Arial" w:cs="Arial"/>
-                <w:color w:val="00B4AE"/>
-                <w:sz w:val="15"/>
-                <w:szCs w:val="15"/>
-                <w:lang w:eastAsia="fr-FR"/>
-              </w:rPr>
-              <w:t>don.Devenir</w:t>
-            </w:r>
-            <w:proofErr w:type="gramEnd"/>
-            <w:r>
-              <w:rPr>
-                <w:rFonts w:ascii="Arial" w:eastAsia="Times New Roman" w:hAnsi="Arial" w:cs="Arial"/>
-                <w:color w:val="00B4AE"/>
-                <w:sz w:val="15"/>
-                <w:szCs w:val="15"/>
-                <w:lang w:eastAsia="fr-FR"/>
-              </w:rPr>
-              <w:t>_souhait</w:t>
-            </w:r>
-            <w:proofErr w:type="gramStart"/>
-            <w:r>
-              <w:rPr>
-                <w:rFonts w:ascii="Arial" w:eastAsia="Times New Roman" w:hAnsi="Arial" w:cs="Arial"/>
-                <w:color w:val="00B4AE"/>
-                <w:sz w:val="15"/>
-                <w:szCs w:val="15"/>
-                <w:lang w:eastAsia="fr-FR"/>
-              </w:rPr>
-              <w:t>_:label</w:t>
-            </w:r>
-            <w:proofErr w:type="gramEnd"/>
-            <w:r>
-              <w:rPr>
-                <w:rFonts w:ascii="Arial" w:eastAsia="Times New Roman" w:hAnsi="Arial" w:cs="Arial"/>
-                <w:color w:val="00B4AE"/>
-                <w:sz w:val="15"/>
-                <w:szCs w:val="15"/>
-                <w:lang w:eastAsia="fr-FR"/>
-              </w:rPr>
-              <w:t>}</w:t>
+              <w:t>{Tokens_for_contact_Champs_de_fu.Promesse_de_don.Devenir_souhait_:label}</w:t>
             </w:r>
           </w:p>
         </w:tc>
@@ -3219,27 +1944,7 @@
                 <w:szCs w:val="15"/>
                 <w:lang w:eastAsia="fr-FR"/>
               </w:rPr>
-              <w:t xml:space="preserve"> Je souhaite que mon corps soit </w:t>
-            </w:r>
-            <w:proofErr w:type="spellStart"/>
-            <w:r>
-              <w:rPr>
-                <w:rFonts w:ascii="Arial" w:eastAsia="Times New Roman" w:hAnsi="Arial" w:cs="Arial"/>
-                <w:sz w:val="15"/>
-                <w:szCs w:val="15"/>
-                <w:lang w:eastAsia="fr-FR"/>
-              </w:rPr>
-              <w:t>crématisé</w:t>
-            </w:r>
-            <w:proofErr w:type="spellEnd"/>
-            <w:r>
-              <w:rPr>
-                <w:rFonts w:ascii="Arial" w:eastAsia="Times New Roman" w:hAnsi="Arial" w:cs="Arial"/>
-                <w:sz w:val="15"/>
-                <w:szCs w:val="15"/>
-                <w:lang w:eastAsia="fr-FR"/>
-              </w:rPr>
-              <w:t xml:space="preserve"> par la structure d’accueil des corps (CDC) et mes cendres dispersées ou déposées dans le lieu de sépulture réservé aux donneurs, sans restitution possible.</w:t>
+              <w:t xml:space="preserve"> Je souhaite que mon corps soit crématisé par la structure d’accueil des corps (CDC) et mes cendres dispersées ou déposées dans le lieu de sépulture réservé aux donneurs, sans restitution possible.</w:t>
             </w:r>
             <w:r>
               <w:rPr>
@@ -3275,27 +1980,7 @@
                 <w:szCs w:val="15"/>
                 <w:lang w:eastAsia="fr-FR"/>
               </w:rPr>
-              <w:t xml:space="preserve"> Je souhaite que mon corps soit </w:t>
-            </w:r>
-            <w:proofErr w:type="spellStart"/>
-            <w:r>
-              <w:rPr>
-                <w:rFonts w:ascii="Arial" w:eastAsia="Times New Roman" w:hAnsi="Arial" w:cs="Arial"/>
-                <w:sz w:val="15"/>
-                <w:szCs w:val="15"/>
-                <w:lang w:eastAsia="fr-FR"/>
-              </w:rPr>
-              <w:t>crématisé</w:t>
-            </w:r>
-            <w:proofErr w:type="spellEnd"/>
-            <w:r>
-              <w:rPr>
-                <w:rFonts w:ascii="Arial" w:eastAsia="Times New Roman" w:hAnsi="Arial" w:cs="Arial"/>
-                <w:sz w:val="15"/>
-                <w:szCs w:val="15"/>
-                <w:lang w:eastAsia="fr-FR"/>
-              </w:rPr>
-              <w:t xml:space="preserve"> par la structure d’accueil des corps (CDC) et mes cendres remises à la personne référente que j’ai désignée, ou à défaut, un proche, qui pourvoira à ses frais à mes funérailles.</w:t>
+              <w:t xml:space="preserve"> Je souhaite que mon corps soit crématisé par la structure d’accueil des corps (CDC) et mes cendres remises à la personne référente que j’ai désignée, ou à défaut, un proche, qui pourvoira à ses frais à mes funérailles.</w:t>
             </w:r>
             <w:r>
               <w:rPr>
@@ -3420,73 +2105,7 @@
                 <w:szCs w:val="15"/>
                 <w:lang w:eastAsia="fr-FR"/>
               </w:rPr>
-              <w:t>{Tokens_for_contact_Champs_de_</w:t>
-            </w:r>
-            <w:proofErr w:type="gramStart"/>
-            <w:r>
-              <w:rPr>
-                <w:rFonts w:ascii="Arial" w:eastAsia="Times New Roman" w:hAnsi="Arial" w:cs="Arial"/>
-                <w:color w:val="00B4AE"/>
-                <w:sz w:val="15"/>
-                <w:szCs w:val="15"/>
-                <w:lang w:eastAsia="fr-FR"/>
-              </w:rPr>
-              <w:t>fu.Promesse</w:t>
-            </w:r>
-            <w:proofErr w:type="gramEnd"/>
-            <w:r>
-              <w:rPr>
-                <w:rFonts w:ascii="Arial" w:eastAsia="Times New Roman" w:hAnsi="Arial" w:cs="Arial"/>
-                <w:color w:val="00B4AE"/>
-                <w:sz w:val="15"/>
-                <w:szCs w:val="15"/>
-                <w:lang w:eastAsia="fr-FR"/>
-              </w:rPr>
-              <w:t>_de_</w:t>
-            </w:r>
-            <w:proofErr w:type="gramStart"/>
-            <w:r>
-              <w:rPr>
-                <w:rFonts w:ascii="Arial" w:eastAsia="Times New Roman" w:hAnsi="Arial" w:cs="Arial"/>
-                <w:color w:val="00B4AE"/>
-                <w:sz w:val="15"/>
-                <w:szCs w:val="15"/>
-                <w:lang w:eastAsia="fr-FR"/>
-              </w:rPr>
-              <w:t>don.Pr</w:t>
-            </w:r>
-            <w:proofErr w:type="gramEnd"/>
-            <w:r>
-              <w:rPr>
-                <w:rFonts w:ascii="Arial" w:eastAsia="Times New Roman" w:hAnsi="Arial" w:cs="Arial"/>
-                <w:color w:val="00B4AE"/>
-                <w:sz w:val="15"/>
-                <w:szCs w:val="15"/>
-                <w:lang w:eastAsia="fr-FR"/>
-              </w:rPr>
-              <w:t>_venir_personne_r_f_rence_de_la_c_r_</w:t>
-            </w:r>
-            <w:proofErr w:type="gramStart"/>
-            <w:r>
-              <w:rPr>
-                <w:rFonts w:ascii="Arial" w:eastAsia="Times New Roman" w:hAnsi="Arial" w:cs="Arial"/>
-                <w:color w:val="00B4AE"/>
-                <w:sz w:val="15"/>
-                <w:szCs w:val="15"/>
-                <w:lang w:eastAsia="fr-FR"/>
-              </w:rPr>
-              <w:t>monie:label</w:t>
-            </w:r>
-            <w:proofErr w:type="gramEnd"/>
-            <w:r>
-              <w:rPr>
-                <w:rFonts w:ascii="Arial" w:eastAsia="Times New Roman" w:hAnsi="Arial" w:cs="Arial"/>
-                <w:color w:val="00B4AE"/>
-                <w:sz w:val="15"/>
-                <w:szCs w:val="15"/>
-                <w:lang w:eastAsia="fr-FR"/>
-              </w:rPr>
-              <w:t>}</w:t>
+              <w:t>{Tokens_for_contact_Champs_de_fu.Promesse_de_don.Pr_venir_personne_r_f_rence_de_la_c_r_monie:label}</w:t>
             </w:r>
           </w:p>
         </w:tc>
@@ -3610,73 +2229,7 @@
                 <w:szCs w:val="15"/>
                 <w:lang w:eastAsia="fr-FR"/>
               </w:rPr>
-              <w:t>{Tokens_for_contact_Champs_de_</w:t>
-            </w:r>
-            <w:proofErr w:type="gramStart"/>
-            <w:r>
-              <w:rPr>
-                <w:rFonts w:ascii="Arial" w:eastAsia="Times New Roman" w:hAnsi="Arial" w:cs="Arial"/>
-                <w:color w:val="00B4AE"/>
-                <w:sz w:val="15"/>
-                <w:szCs w:val="15"/>
-                <w:lang w:eastAsia="fr-FR"/>
-              </w:rPr>
-              <w:t>fu.Promesse</w:t>
-            </w:r>
-            <w:proofErr w:type="gramEnd"/>
-            <w:r>
-              <w:rPr>
-                <w:rFonts w:ascii="Arial" w:eastAsia="Times New Roman" w:hAnsi="Arial" w:cs="Arial"/>
-                <w:color w:val="00B4AE"/>
-                <w:sz w:val="15"/>
-                <w:szCs w:val="15"/>
-                <w:lang w:eastAsia="fr-FR"/>
-              </w:rPr>
-              <w:t>_de_</w:t>
-            </w:r>
-            <w:proofErr w:type="gramStart"/>
-            <w:r>
-              <w:rPr>
-                <w:rFonts w:ascii="Arial" w:eastAsia="Times New Roman" w:hAnsi="Arial" w:cs="Arial"/>
-                <w:color w:val="00B4AE"/>
-                <w:sz w:val="15"/>
-                <w:szCs w:val="15"/>
-                <w:lang w:eastAsia="fr-FR"/>
-              </w:rPr>
-              <w:t>don.Souhait</w:t>
-            </w:r>
-            <w:proofErr w:type="gramEnd"/>
-            <w:r>
-              <w:rPr>
-                <w:rFonts w:ascii="Arial" w:eastAsia="Times New Roman" w:hAnsi="Arial" w:cs="Arial"/>
-                <w:color w:val="00B4AE"/>
-                <w:sz w:val="15"/>
-                <w:szCs w:val="15"/>
-                <w:lang w:eastAsia="fr-FR"/>
-              </w:rPr>
-              <w:t>_lecture_</w:t>
-            </w:r>
-            <w:proofErr w:type="gramStart"/>
-            <w:r>
-              <w:rPr>
-                <w:rFonts w:ascii="Arial" w:eastAsia="Times New Roman" w:hAnsi="Arial" w:cs="Arial"/>
-                <w:color w:val="00B4AE"/>
-                <w:sz w:val="15"/>
-                <w:szCs w:val="15"/>
-                <w:lang w:eastAsia="fr-FR"/>
-              </w:rPr>
-              <w:t>nom:label</w:t>
-            </w:r>
-            <w:proofErr w:type="gramEnd"/>
-            <w:r>
-              <w:rPr>
-                <w:rFonts w:ascii="Arial" w:eastAsia="Times New Roman" w:hAnsi="Arial" w:cs="Arial"/>
-                <w:color w:val="00B4AE"/>
-                <w:sz w:val="15"/>
-                <w:szCs w:val="15"/>
-                <w:lang w:eastAsia="fr-FR"/>
-              </w:rPr>
-              <w:t>}</w:t>
+              <w:t>{Tokens_for_contact_Champs_de_fu.Promesse_de_don.Souhait_lecture_nom:label}</w:t>
             </w:r>
           </w:p>
         </w:tc>
@@ -3800,73 +2353,7 @@
                 <w:szCs w:val="15"/>
                 <w:lang w:eastAsia="fr-FR"/>
               </w:rPr>
-              <w:t>{Tokens_for_contact_Champs_de_</w:t>
-            </w:r>
-            <w:proofErr w:type="gramStart"/>
-            <w:r>
-              <w:rPr>
-                <w:rFonts w:ascii="Arial" w:eastAsia="Times New Roman" w:hAnsi="Arial" w:cs="Arial"/>
-                <w:color w:val="00B4AE"/>
-                <w:sz w:val="15"/>
-                <w:szCs w:val="15"/>
-                <w:lang w:eastAsia="fr-FR"/>
-              </w:rPr>
-              <w:t>fu.Promesse</w:t>
-            </w:r>
-            <w:proofErr w:type="gramEnd"/>
-            <w:r>
-              <w:rPr>
-                <w:rFonts w:ascii="Arial" w:eastAsia="Times New Roman" w:hAnsi="Arial" w:cs="Arial"/>
-                <w:color w:val="00B4AE"/>
-                <w:sz w:val="15"/>
-                <w:szCs w:val="15"/>
-                <w:lang w:eastAsia="fr-FR"/>
-              </w:rPr>
-              <w:t>_de_</w:t>
-            </w:r>
-            <w:proofErr w:type="gramStart"/>
-            <w:r>
-              <w:rPr>
-                <w:rFonts w:ascii="Arial" w:eastAsia="Times New Roman" w:hAnsi="Arial" w:cs="Arial"/>
-                <w:color w:val="00B4AE"/>
-                <w:sz w:val="15"/>
-                <w:szCs w:val="15"/>
-                <w:lang w:eastAsia="fr-FR"/>
-              </w:rPr>
-              <w:t>don.Souhiat</w:t>
-            </w:r>
-            <w:proofErr w:type="gramEnd"/>
-            <w:r>
-              <w:rPr>
-                <w:rFonts w:ascii="Arial" w:eastAsia="Times New Roman" w:hAnsi="Arial" w:cs="Arial"/>
-                <w:color w:val="00B4AE"/>
-                <w:sz w:val="15"/>
-                <w:szCs w:val="15"/>
-                <w:lang w:eastAsia="fr-FR"/>
-              </w:rPr>
-              <w:t>_affichage_st_</w:t>
-            </w:r>
-            <w:proofErr w:type="gramStart"/>
-            <w:r>
-              <w:rPr>
-                <w:rFonts w:ascii="Arial" w:eastAsia="Times New Roman" w:hAnsi="Arial" w:cs="Arial"/>
-                <w:color w:val="00B4AE"/>
-                <w:sz w:val="15"/>
-                <w:szCs w:val="15"/>
-                <w:lang w:eastAsia="fr-FR"/>
-              </w:rPr>
-              <w:t>le:label</w:t>
-            </w:r>
-            <w:proofErr w:type="gramEnd"/>
-            <w:r>
-              <w:rPr>
-                <w:rFonts w:ascii="Arial" w:eastAsia="Times New Roman" w:hAnsi="Arial" w:cs="Arial"/>
-                <w:color w:val="00B4AE"/>
-                <w:sz w:val="15"/>
-                <w:szCs w:val="15"/>
-                <w:lang w:eastAsia="fr-FR"/>
-              </w:rPr>
-              <w:t>}</w:t>
+              <w:t>{Tokens_for_contact_Champs_de_fu.Promesse_de_don.Souhiat_affichage_st_le:label}</w:t>
             </w:r>
           </w:p>
         </w:tc>
@@ -4011,51 +2498,7 @@
                 <w:szCs w:val="15"/>
                 <w:lang w:eastAsia="fr-FR"/>
               </w:rPr>
-              <w:t>{Tokens_for_contact_Champs_de_</w:t>
-            </w:r>
-            <w:proofErr w:type="gramStart"/>
-            <w:r>
-              <w:rPr>
-                <w:rFonts w:ascii="Arial" w:eastAsia="Times New Roman" w:hAnsi="Arial" w:cs="Arial"/>
-                <w:color w:val="00B4AE"/>
-                <w:sz w:val="15"/>
-                <w:szCs w:val="15"/>
-                <w:lang w:eastAsia="fr-FR"/>
-              </w:rPr>
-              <w:t>fu.Promesse</w:t>
-            </w:r>
-            <w:proofErr w:type="gramEnd"/>
-            <w:r>
-              <w:rPr>
-                <w:rFonts w:ascii="Arial" w:eastAsia="Times New Roman" w:hAnsi="Arial" w:cs="Arial"/>
-                <w:color w:val="00B4AE"/>
-                <w:sz w:val="15"/>
-                <w:szCs w:val="15"/>
-                <w:lang w:eastAsia="fr-FR"/>
-              </w:rPr>
-              <w:t>_de_</w:t>
-            </w:r>
-            <w:proofErr w:type="gramStart"/>
-            <w:r>
-              <w:rPr>
-                <w:rFonts w:ascii="Arial" w:eastAsia="Times New Roman" w:hAnsi="Arial" w:cs="Arial"/>
-                <w:color w:val="00B4AE"/>
-                <w:sz w:val="15"/>
-                <w:szCs w:val="15"/>
-                <w:lang w:eastAsia="fr-FR"/>
-              </w:rPr>
-              <w:t>don.Refus</w:t>
-            </w:r>
-            <w:proofErr w:type="gramEnd"/>
-            <w:r>
-              <w:rPr>
-                <w:rFonts w:ascii="Arial" w:eastAsia="Times New Roman" w:hAnsi="Arial" w:cs="Arial"/>
-                <w:color w:val="00B4AE"/>
-                <w:sz w:val="15"/>
-                <w:szCs w:val="15"/>
-                <w:lang w:eastAsia="fr-FR"/>
-              </w:rPr>
-              <w:t>_personne_referente}</w:t>
+              <w:t>{Tokens_for_contact_Champs_de_fu.Promesse_de_don.Refus_personne_referente}</w:t>
             </w:r>
           </w:p>
         </w:tc>
@@ -4269,271 +2712,73 @@
                 <w:szCs w:val="15"/>
                 <w:lang w:eastAsia="fr-FR"/>
               </w:rPr>
-              <w:t>{PersConf1.Contact_RelationshipCache_Contact_</w:t>
-            </w:r>
-            <w:proofErr w:type="gramStart"/>
-            <w:r>
-              <w:rPr>
-                <w:rFonts w:ascii="Arial" w:eastAsia="Times New Roman" w:hAnsi="Arial" w:cs="Arial"/>
-                <w:color w:val="00B4AE"/>
-                <w:sz w:val="15"/>
-                <w:szCs w:val="15"/>
-                <w:lang w:eastAsia="fr-FR"/>
-              </w:rPr>
-              <w:t>01.email</w:t>
-            </w:r>
-            <w:proofErr w:type="gramEnd"/>
-            <w:r>
-              <w:rPr>
-                <w:rFonts w:ascii="Arial" w:eastAsia="Times New Roman" w:hAnsi="Arial" w:cs="Arial"/>
-                <w:color w:val="00B4AE"/>
-                <w:sz w:val="15"/>
-                <w:szCs w:val="15"/>
-                <w:lang w:eastAsia="fr-FR"/>
-              </w:rPr>
-              <w:t>_greeting_</w:t>
-            </w:r>
-            <w:proofErr w:type="gramStart"/>
-            <w:r>
-              <w:rPr>
-                <w:rFonts w:ascii="Arial" w:eastAsia="Times New Roman" w:hAnsi="Arial" w:cs="Arial"/>
-                <w:color w:val="00B4AE"/>
-                <w:sz w:val="15"/>
-                <w:szCs w:val="15"/>
-                <w:lang w:eastAsia="fr-FR"/>
-              </w:rPr>
-              <w:t>id:label</w:t>
-            </w:r>
-            <w:proofErr w:type="gramEnd"/>
-            <w:r>
-              <w:rPr>
-                <w:rFonts w:ascii="Arial" w:eastAsia="Times New Roman" w:hAnsi="Arial" w:cs="Arial"/>
-                <w:color w:val="00B4AE"/>
-                <w:sz w:val="15"/>
-                <w:szCs w:val="15"/>
-                <w:lang w:eastAsia="fr-FR"/>
-              </w:rPr>
-              <w:t>} {PersConf1.Contact_RelationshipCache_Contact_</w:t>
-            </w:r>
-            <w:proofErr w:type="gramStart"/>
-            <w:r>
-              <w:rPr>
-                <w:rFonts w:ascii="Arial" w:eastAsia="Times New Roman" w:hAnsi="Arial" w:cs="Arial"/>
-                <w:color w:val="00B4AE"/>
-                <w:sz w:val="15"/>
-                <w:szCs w:val="15"/>
-                <w:lang w:eastAsia="fr-FR"/>
-              </w:rPr>
-              <w:t>01.first</w:t>
-            </w:r>
-            <w:proofErr w:type="gramEnd"/>
-            <w:r>
-              <w:rPr>
-                <w:rFonts w:ascii="Arial" w:eastAsia="Times New Roman" w:hAnsi="Arial" w:cs="Arial"/>
-                <w:color w:val="00B4AE"/>
-                <w:sz w:val="15"/>
-                <w:szCs w:val="15"/>
-                <w:lang w:eastAsia="fr-FR"/>
-              </w:rPr>
-              <w:t>_name} {PersConf1.CONCAT_WS_Contact_RelationshipCache_Contact_01_last_name_Contact_RelationshipCache_Contact_01_nick_name}</w:t>
-            </w:r>
-          </w:p>
-          <w:p>
-            <w:pPr>
-              <w:suppressAutoHyphens w:val="0"/>
-              <w:rPr>
-                <w:rFonts w:ascii="Arial" w:eastAsia="Times New Roman" w:hAnsi="Arial" w:cs="Arial"/>
-                <w:color w:val="00B4AE"/>
-                <w:sz w:val="15"/>
-                <w:szCs w:val="15"/>
-                <w:lang w:eastAsia="fr-FR"/>
-              </w:rPr>
-            </w:pPr>
-            <w:r>
-              <w:rPr>
-                <w:rFonts w:ascii="Arial" w:eastAsia="Times New Roman" w:hAnsi="Arial" w:cs="Arial"/>
-                <w:color w:val="00B4AE"/>
-                <w:sz w:val="15"/>
-                <w:szCs w:val="15"/>
-                <w:lang w:eastAsia="fr-FR"/>
-              </w:rPr>
-              <w:t>{PersConf1.Contact_RelationshipCache_Contact_</w:t>
-            </w:r>
-            <w:proofErr w:type="gramStart"/>
-            <w:r>
-              <w:rPr>
-                <w:rFonts w:ascii="Arial" w:eastAsia="Times New Roman" w:hAnsi="Arial" w:cs="Arial"/>
-                <w:color w:val="00B4AE"/>
-                <w:sz w:val="15"/>
-                <w:szCs w:val="15"/>
-                <w:lang w:eastAsia="fr-FR"/>
-              </w:rPr>
-              <w:t>01.address</w:t>
-            </w:r>
-            <w:proofErr w:type="gramEnd"/>
-            <w:r>
-              <w:rPr>
-                <w:rFonts w:ascii="Arial" w:eastAsia="Times New Roman" w:hAnsi="Arial" w:cs="Arial"/>
-                <w:color w:val="00B4AE"/>
-                <w:sz w:val="15"/>
-                <w:szCs w:val="15"/>
-                <w:lang w:eastAsia="fr-FR"/>
-              </w:rPr>
-              <w:t>_</w:t>
-            </w:r>
-            <w:proofErr w:type="gramStart"/>
-            <w:r>
-              <w:rPr>
-                <w:rFonts w:ascii="Arial" w:eastAsia="Times New Roman" w:hAnsi="Arial" w:cs="Arial"/>
-                <w:color w:val="00B4AE"/>
-                <w:sz w:val="15"/>
-                <w:szCs w:val="15"/>
-                <w:lang w:eastAsia="fr-FR"/>
-              </w:rPr>
-              <w:t>primary.street</w:t>
-            </w:r>
-            <w:proofErr w:type="gramEnd"/>
-            <w:r>
-              <w:rPr>
-                <w:rFonts w:ascii="Arial" w:eastAsia="Times New Roman" w:hAnsi="Arial" w:cs="Arial"/>
-                <w:color w:val="00B4AE"/>
-                <w:sz w:val="15"/>
-                <w:szCs w:val="15"/>
-                <w:lang w:eastAsia="fr-FR"/>
-              </w:rPr>
-              <w:t>_address}</w:t>
-            </w:r>
-          </w:p>
-          <w:p>
-            <w:pPr>
-              <w:suppressAutoHyphens w:val="0"/>
-              <w:rPr>
-                <w:rFonts w:ascii="Arial" w:eastAsia="Times New Roman" w:hAnsi="Arial" w:cs="Arial"/>
-                <w:color w:val="00B4AE"/>
-                <w:sz w:val="15"/>
-                <w:szCs w:val="15"/>
-                <w:lang w:eastAsia="fr-FR"/>
-              </w:rPr>
-            </w:pPr>
-            <w:r>
-              <w:rPr>
-                <w:rFonts w:ascii="Arial" w:eastAsia="Times New Roman" w:hAnsi="Arial" w:cs="Arial"/>
-                <w:color w:val="00B4AE"/>
-                <w:sz w:val="15"/>
-                <w:szCs w:val="15"/>
-                <w:lang w:eastAsia="fr-FR"/>
-              </w:rPr>
-              <w:t>{PersConf1.Contact_RelationshipCache_Contact_</w:t>
-            </w:r>
-            <w:proofErr w:type="gramStart"/>
-            <w:r>
-              <w:rPr>
-                <w:rFonts w:ascii="Arial" w:eastAsia="Times New Roman" w:hAnsi="Arial" w:cs="Arial"/>
-                <w:color w:val="00B4AE"/>
-                <w:sz w:val="15"/>
-                <w:szCs w:val="15"/>
-                <w:lang w:eastAsia="fr-FR"/>
-              </w:rPr>
-              <w:t>01.address</w:t>
-            </w:r>
-            <w:proofErr w:type="gramEnd"/>
-            <w:r>
-              <w:rPr>
-                <w:rFonts w:ascii="Arial" w:eastAsia="Times New Roman" w:hAnsi="Arial" w:cs="Arial"/>
-                <w:color w:val="00B4AE"/>
-                <w:sz w:val="15"/>
-                <w:szCs w:val="15"/>
-                <w:lang w:eastAsia="fr-FR"/>
-              </w:rPr>
-              <w:t>_</w:t>
-            </w:r>
-            <w:proofErr w:type="gramStart"/>
-            <w:r>
-              <w:rPr>
-                <w:rFonts w:ascii="Arial" w:eastAsia="Times New Roman" w:hAnsi="Arial" w:cs="Arial"/>
-                <w:color w:val="00B4AE"/>
-                <w:sz w:val="15"/>
-                <w:szCs w:val="15"/>
-                <w:lang w:eastAsia="fr-FR"/>
-              </w:rPr>
-              <w:t>primary.supplemental</w:t>
-            </w:r>
-            <w:proofErr w:type="gramEnd"/>
-            <w:r>
-              <w:rPr>
-                <w:rFonts w:ascii="Arial" w:eastAsia="Times New Roman" w:hAnsi="Arial" w:cs="Arial"/>
-                <w:color w:val="00B4AE"/>
-                <w:sz w:val="15"/>
-                <w:szCs w:val="15"/>
-                <w:lang w:eastAsia="fr-FR"/>
-              </w:rPr>
-              <w:t>_address_1}</w:t>
-            </w:r>
-          </w:p>
-          <w:p>
-            <w:pPr>
-              <w:suppressAutoHyphens w:val="0"/>
-              <w:rPr>
-                <w:rFonts w:ascii="Arial" w:eastAsia="Times New Roman" w:hAnsi="Arial" w:cs="Arial"/>
-                <w:color w:val="00B4AE"/>
-                <w:sz w:val="15"/>
-                <w:szCs w:val="15"/>
-                <w:lang w:eastAsia="fr-FR"/>
-              </w:rPr>
-            </w:pPr>
-            <w:r>
-              <w:rPr>
-                <w:rFonts w:ascii="Arial" w:eastAsia="Times New Roman" w:hAnsi="Arial" w:cs="Arial"/>
-                <w:color w:val="00B4AE"/>
-                <w:sz w:val="15"/>
-                <w:szCs w:val="15"/>
-                <w:lang w:eastAsia="fr-FR"/>
-              </w:rPr>
-              <w:t>{PersConf1.Contact_RelationshipCache_Contact_</w:t>
-            </w:r>
-            <w:proofErr w:type="gramStart"/>
-            <w:r>
-              <w:rPr>
-                <w:rFonts w:ascii="Arial" w:eastAsia="Times New Roman" w:hAnsi="Arial" w:cs="Arial"/>
-                <w:color w:val="00B4AE"/>
-                <w:sz w:val="15"/>
-                <w:szCs w:val="15"/>
-                <w:lang w:eastAsia="fr-FR"/>
-              </w:rPr>
-              <w:t>01.address</w:t>
-            </w:r>
-            <w:proofErr w:type="gramEnd"/>
-            <w:r>
-              <w:rPr>
-                <w:rFonts w:ascii="Arial" w:eastAsia="Times New Roman" w:hAnsi="Arial" w:cs="Arial"/>
-                <w:color w:val="00B4AE"/>
-                <w:sz w:val="15"/>
-                <w:szCs w:val="15"/>
-                <w:lang w:eastAsia="fr-FR"/>
-              </w:rPr>
-              <w:t>_</w:t>
-            </w:r>
-            <w:proofErr w:type="gramStart"/>
-            <w:r>
-              <w:rPr>
-                <w:rFonts w:ascii="Arial" w:eastAsia="Times New Roman" w:hAnsi="Arial" w:cs="Arial"/>
-                <w:color w:val="00B4AE"/>
-                <w:sz w:val="15"/>
-                <w:szCs w:val="15"/>
-                <w:lang w:eastAsia="fr-FR"/>
-              </w:rPr>
-              <w:t>primary.postal</w:t>
-            </w:r>
-            <w:proofErr w:type="gramEnd"/>
-            <w:r>
-              <w:rPr>
-                <w:rFonts w:ascii="Arial" w:eastAsia="Times New Roman" w:hAnsi="Arial" w:cs="Arial"/>
-                <w:color w:val="00B4AE"/>
-                <w:sz w:val="15"/>
-                <w:szCs w:val="15"/>
-                <w:lang w:eastAsia="fr-FR"/>
-              </w:rPr>
-              <w:t>_code}</w:t>
+              <w:t>{PersConf1.Contact_RelationshipCache_Contact_01.email_greeting_id:label} {PersConf1.Contact_RelationshipCache_Contact_01.first_name} {PersConf1.CONCAT_WS_Contact_RelationshipCache_Contact_01_last_name_Contact_RelationshipCache_Contact_01_nick_name}</w:t>
+            </w:r>
+          </w:p>
+          <w:p>
+            <w:pPr>
+              <w:suppressAutoHyphens w:val="0"/>
+              <w:rPr>
+                <w:rFonts w:ascii="Arial" w:eastAsia="Times New Roman" w:hAnsi="Arial" w:cs="Arial"/>
+                <w:color w:val="00B4AE"/>
+                <w:sz w:val="15"/>
+                <w:szCs w:val="15"/>
+                <w:lang w:eastAsia="fr-FR"/>
+              </w:rPr>
+            </w:pPr>
+            <w:r>
+              <w:rPr>
+                <w:rFonts w:ascii="Arial" w:eastAsia="Times New Roman" w:hAnsi="Arial" w:cs="Arial"/>
+                <w:color w:val="00B4AE"/>
+                <w:sz w:val="15"/>
+                <w:szCs w:val="15"/>
+                <w:lang w:eastAsia="fr-FR"/>
+              </w:rPr>
+              <w:t>{PersConf1.Contact_RelationshipCache_Contact_01.address_primary.street_address}</w:t>
+            </w:r>
+          </w:p>
+          <w:p>
+            <w:pPr>
+              <w:suppressAutoHyphens w:val="0"/>
+              <w:rPr>
+                <w:rFonts w:ascii="Arial" w:eastAsia="Times New Roman" w:hAnsi="Arial" w:cs="Arial"/>
+                <w:color w:val="00B4AE"/>
+                <w:sz w:val="15"/>
+                <w:szCs w:val="15"/>
+                <w:lang w:eastAsia="fr-FR"/>
+              </w:rPr>
+            </w:pPr>
+            <w:r>
+              <w:rPr>
+                <w:rFonts w:ascii="Arial" w:eastAsia="Times New Roman" w:hAnsi="Arial" w:cs="Arial"/>
+                <w:color w:val="00B4AE"/>
+                <w:sz w:val="15"/>
+                <w:szCs w:val="15"/>
+                <w:lang w:eastAsia="fr-FR"/>
+              </w:rPr>
+              <w:t>{PersConf1.Contact_RelationshipCache_Contact_01.address_primary.supplemental_address_1}</w:t>
+            </w:r>
+          </w:p>
+          <w:p>
+            <w:pPr>
+              <w:suppressAutoHyphens w:val="0"/>
+              <w:rPr>
+                <w:rFonts w:ascii="Arial" w:eastAsia="Times New Roman" w:hAnsi="Arial" w:cs="Arial"/>
+                <w:color w:val="00B4AE"/>
+                <w:sz w:val="15"/>
+                <w:szCs w:val="15"/>
+                <w:lang w:eastAsia="fr-FR"/>
+              </w:rPr>
+            </w:pPr>
+            <w:r>
+              <w:rPr>
+                <w:rFonts w:ascii="Arial" w:eastAsia="Times New Roman" w:hAnsi="Arial" w:cs="Arial"/>
+                <w:color w:val="00B4AE"/>
+                <w:sz w:val="15"/>
+                <w:szCs w:val="15"/>
+                <w:lang w:eastAsia="fr-FR"/>
+              </w:rPr>
+              <w:t>{PersConf1.Contact_RelationshipCache_Contact_01.address_primary.postal_code}</w:t>
             </w:r>
             <w:r>
               <w:rPr>
@@ -4553,183 +2798,51 @@
                 <w:szCs w:val="15"/>
                 <w:lang w:eastAsia="fr-FR"/>
               </w:rPr>
-              <w:t>{PersConf1.Contact_RelationshipCache_Contact_</w:t>
-            </w:r>
-            <w:proofErr w:type="gramStart"/>
-            <w:r>
-              <w:rPr>
-                <w:rFonts w:ascii="Arial" w:eastAsia="Times New Roman" w:hAnsi="Arial" w:cs="Arial"/>
-                <w:color w:val="00B4AE"/>
-                <w:sz w:val="15"/>
-                <w:szCs w:val="15"/>
-                <w:lang w:eastAsia="fr-FR"/>
-              </w:rPr>
-              <w:t>01.address</w:t>
-            </w:r>
-            <w:proofErr w:type="gramEnd"/>
-            <w:r>
-              <w:rPr>
-                <w:rFonts w:ascii="Arial" w:eastAsia="Times New Roman" w:hAnsi="Arial" w:cs="Arial"/>
-                <w:color w:val="00B4AE"/>
-                <w:sz w:val="15"/>
-                <w:szCs w:val="15"/>
-                <w:lang w:eastAsia="fr-FR"/>
-              </w:rPr>
-              <w:t>_</w:t>
-            </w:r>
-            <w:proofErr w:type="gramStart"/>
-            <w:r>
-              <w:rPr>
-                <w:rFonts w:ascii="Arial" w:eastAsia="Times New Roman" w:hAnsi="Arial" w:cs="Arial"/>
-                <w:color w:val="00B4AE"/>
-                <w:sz w:val="15"/>
-                <w:szCs w:val="15"/>
-                <w:lang w:eastAsia="fr-FR"/>
-              </w:rPr>
-              <w:t>primary.city</w:t>
-            </w:r>
-            <w:proofErr w:type="gramEnd"/>
-            <w:r>
-              <w:rPr>
-                <w:rFonts w:ascii="Arial" w:eastAsia="Times New Roman" w:hAnsi="Arial" w:cs="Arial"/>
-                <w:color w:val="00B4AE"/>
-                <w:sz w:val="15"/>
-                <w:szCs w:val="15"/>
-                <w:lang w:eastAsia="fr-FR"/>
-              </w:rPr>
-              <w:t>}</w:t>
-            </w:r>
-          </w:p>
-          <w:p>
-            <w:pPr>
-              <w:suppressAutoHyphens w:val="0"/>
-              <w:rPr>
-                <w:rFonts w:ascii="Arial" w:eastAsia="Times New Roman" w:hAnsi="Arial" w:cs="Arial"/>
-                <w:color w:val="00B4AE"/>
-                <w:sz w:val="15"/>
-                <w:szCs w:val="15"/>
-                <w:lang w:eastAsia="fr-FR"/>
-              </w:rPr>
-            </w:pPr>
-            <w:r>
-              <w:rPr>
-                <w:rFonts w:ascii="Arial" w:eastAsia="Times New Roman" w:hAnsi="Arial" w:cs="Arial"/>
-                <w:color w:val="00B4AE"/>
-                <w:sz w:val="15"/>
-                <w:szCs w:val="15"/>
-                <w:lang w:eastAsia="fr-FR"/>
-              </w:rPr>
-              <w:t>{PersConf1.Contact_RelationshipCache_Contact_</w:t>
-            </w:r>
-            <w:proofErr w:type="gramStart"/>
-            <w:r>
-              <w:rPr>
-                <w:rFonts w:ascii="Arial" w:eastAsia="Times New Roman" w:hAnsi="Arial" w:cs="Arial"/>
-                <w:color w:val="00B4AE"/>
-                <w:sz w:val="15"/>
-                <w:szCs w:val="15"/>
-                <w:lang w:eastAsia="fr-FR"/>
-              </w:rPr>
-              <w:t>01.phone</w:t>
-            </w:r>
-            <w:proofErr w:type="gramEnd"/>
-            <w:r>
-              <w:rPr>
-                <w:rFonts w:ascii="Arial" w:eastAsia="Times New Roman" w:hAnsi="Arial" w:cs="Arial"/>
-                <w:color w:val="00B4AE"/>
-                <w:sz w:val="15"/>
-                <w:szCs w:val="15"/>
-                <w:lang w:eastAsia="fr-FR"/>
-              </w:rPr>
-              <w:t>_</w:t>
-            </w:r>
-            <w:proofErr w:type="gramStart"/>
-            <w:r>
-              <w:rPr>
-                <w:rFonts w:ascii="Arial" w:eastAsia="Times New Roman" w:hAnsi="Arial" w:cs="Arial"/>
-                <w:color w:val="00B4AE"/>
-                <w:sz w:val="15"/>
-                <w:szCs w:val="15"/>
-                <w:lang w:eastAsia="fr-FR"/>
-              </w:rPr>
-              <w:t>primary.phone</w:t>
-            </w:r>
-            <w:proofErr w:type="gramEnd"/>
-            <w:r>
-              <w:rPr>
-                <w:rFonts w:ascii="Arial" w:eastAsia="Times New Roman" w:hAnsi="Arial" w:cs="Arial"/>
-                <w:color w:val="00B4AE"/>
-                <w:sz w:val="15"/>
-                <w:szCs w:val="15"/>
-                <w:lang w:eastAsia="fr-FR"/>
-              </w:rPr>
-              <w:t>}</w:t>
-            </w:r>
-          </w:p>
-          <w:p>
-            <w:pPr>
-              <w:suppressAutoHyphens w:val="0"/>
-              <w:rPr>
-                <w:rFonts w:ascii="Arial" w:eastAsia="Times New Roman" w:hAnsi="Arial" w:cs="Arial"/>
-                <w:color w:val="00B4AE"/>
-                <w:sz w:val="15"/>
-                <w:szCs w:val="15"/>
-                <w:lang w:eastAsia="fr-FR"/>
-              </w:rPr>
-            </w:pPr>
-            <w:r>
-              <w:rPr>
-                <w:rFonts w:ascii="Arial" w:eastAsia="Times New Roman" w:hAnsi="Arial" w:cs="Arial"/>
-                <w:color w:val="00B4AE"/>
-                <w:sz w:val="15"/>
-                <w:szCs w:val="15"/>
-                <w:lang w:eastAsia="fr-FR"/>
-              </w:rPr>
-              <w:t>{PersConf1.Contact_RelationshipCache_Contact_01_Contact_</w:t>
-            </w:r>
-            <w:proofErr w:type="gramStart"/>
-            <w:r>
-              <w:rPr>
-                <w:rFonts w:ascii="Arial" w:eastAsia="Times New Roman" w:hAnsi="Arial" w:cs="Arial"/>
-                <w:color w:val="00B4AE"/>
-                <w:sz w:val="15"/>
-                <w:szCs w:val="15"/>
-                <w:lang w:eastAsia="fr-FR"/>
-              </w:rPr>
-              <w:t>Email</w:t>
-            </w:r>
-            <w:proofErr w:type="gramEnd"/>
-            <w:r>
-              <w:rPr>
-                <w:rFonts w:ascii="Arial" w:eastAsia="Times New Roman" w:hAnsi="Arial" w:cs="Arial"/>
-                <w:color w:val="00B4AE"/>
-                <w:sz w:val="15"/>
-                <w:szCs w:val="15"/>
-                <w:lang w:eastAsia="fr-FR"/>
-              </w:rPr>
-              <w:t>_contact_id_</w:t>
-            </w:r>
-            <w:proofErr w:type="gramStart"/>
-            <w:r>
-              <w:rPr>
-                <w:rFonts w:ascii="Arial" w:eastAsia="Times New Roman" w:hAnsi="Arial" w:cs="Arial"/>
-                <w:color w:val="00B4AE"/>
-                <w:sz w:val="15"/>
-                <w:szCs w:val="15"/>
-                <w:lang w:eastAsia="fr-FR"/>
-              </w:rPr>
-              <w:t>01.email</w:t>
-            </w:r>
-            <w:proofErr w:type="gramEnd"/>
-            <w:r>
-              <w:rPr>
-                <w:rFonts w:ascii="Arial" w:eastAsia="Times New Roman" w:hAnsi="Arial" w:cs="Arial"/>
-                <w:color w:val="00B4AE"/>
-                <w:sz w:val="15"/>
-                <w:szCs w:val="15"/>
-                <w:lang w:eastAsia="fr-FR"/>
-              </w:rPr>
-              <w:t>}</w:t>
+              <w:t>{PersConf1.Contact_RelationshipCache_Contact_01.address_primary.city}</w:t>
+            </w:r>
+          </w:p>
+          <w:p>
+            <w:pPr>
+              <w:suppressAutoHyphens w:val="0"/>
+              <w:rPr>
+                <w:rFonts w:ascii="Arial" w:eastAsia="Times New Roman" w:hAnsi="Arial" w:cs="Arial"/>
+                <w:color w:val="00B4AE"/>
+                <w:sz w:val="15"/>
+                <w:szCs w:val="15"/>
+                <w:lang w:eastAsia="fr-FR"/>
+              </w:rPr>
+            </w:pPr>
+            <w:r>
+              <w:rPr>
+                <w:rFonts w:ascii="Arial" w:eastAsia="Times New Roman" w:hAnsi="Arial" w:cs="Arial"/>
+                <w:color w:val="00B4AE"/>
+                <w:sz w:val="15"/>
+                <w:szCs w:val="15"/>
+                <w:lang w:eastAsia="fr-FR"/>
+              </w:rPr>
+              <w:t>{PersConf1.Contact_RelationshipCache_Contact_01.phone_primary.phone}</w:t>
+            </w:r>
+          </w:p>
+          <w:p>
+            <w:pPr>
+              <w:suppressAutoHyphens w:val="0"/>
+              <w:rPr>
+                <w:rFonts w:ascii="Arial" w:eastAsia="Times New Roman" w:hAnsi="Arial" w:cs="Arial"/>
+                <w:color w:val="00B4AE"/>
+                <w:sz w:val="15"/>
+                <w:szCs w:val="15"/>
+                <w:lang w:eastAsia="fr-FR"/>
+              </w:rPr>
+            </w:pPr>
+            <w:r>
+              <w:rPr>
+                <w:rFonts w:ascii="Arial" w:eastAsia="Times New Roman" w:hAnsi="Arial" w:cs="Arial"/>
+                <w:color w:val="00B4AE"/>
+                <w:sz w:val="15"/>
+                <w:szCs w:val="15"/>
+                <w:lang w:eastAsia="fr-FR"/>
+              </w:rPr>
+              <w:t>{PersConf1.Contact_RelationshipCache_Contact_01_Contact_Email_contact_id_01.email}</w:t>
             </w:r>
           </w:p>
         </w:tc>
@@ -4879,205 +2992,51 @@
                 <w:szCs w:val="15"/>
                 <w:lang w:eastAsia="fr-FR"/>
               </w:rPr>
-              <w:t>{PersConf2.Contact_RelationshipCache_Contact_</w:t>
-            </w:r>
-            <w:proofErr w:type="gramStart"/>
-            <w:r>
-              <w:rPr>
-                <w:rFonts w:ascii="Arial" w:eastAsia="Times New Roman" w:hAnsi="Arial" w:cs="Arial"/>
-                <w:color w:val="00B4AE"/>
-                <w:sz w:val="15"/>
-                <w:szCs w:val="15"/>
-                <w:lang w:eastAsia="fr-FR"/>
-              </w:rPr>
-              <w:t>01.postal</w:t>
-            </w:r>
-            <w:proofErr w:type="gramEnd"/>
-            <w:r>
-              <w:rPr>
-                <w:rFonts w:ascii="Arial" w:eastAsia="Times New Roman" w:hAnsi="Arial" w:cs="Arial"/>
-                <w:color w:val="00B4AE"/>
-                <w:sz w:val="15"/>
-                <w:szCs w:val="15"/>
-                <w:lang w:eastAsia="fr-FR"/>
-              </w:rPr>
-              <w:t>_greeting_</w:t>
-            </w:r>
-            <w:proofErr w:type="gramStart"/>
-            <w:r>
-              <w:rPr>
-                <w:rFonts w:ascii="Arial" w:eastAsia="Times New Roman" w:hAnsi="Arial" w:cs="Arial"/>
-                <w:color w:val="00B4AE"/>
-                <w:sz w:val="15"/>
-                <w:szCs w:val="15"/>
-                <w:lang w:eastAsia="fr-FR"/>
-              </w:rPr>
-              <w:t>id:label</w:t>
-            </w:r>
-            <w:proofErr w:type="gramEnd"/>
-            <w:r>
-              <w:rPr>
-                <w:rFonts w:ascii="Arial" w:eastAsia="Times New Roman" w:hAnsi="Arial" w:cs="Arial"/>
-                <w:color w:val="00B4AE"/>
-                <w:sz w:val="15"/>
-                <w:szCs w:val="15"/>
-                <w:lang w:eastAsia="fr-FR"/>
-              </w:rPr>
-              <w:t>} {PersConf2.Contact_RelationshipCache_Contact_</w:t>
-            </w:r>
-            <w:proofErr w:type="gramStart"/>
-            <w:r>
-              <w:rPr>
-                <w:rFonts w:ascii="Arial" w:eastAsia="Times New Roman" w:hAnsi="Arial" w:cs="Arial"/>
-                <w:color w:val="00B4AE"/>
-                <w:sz w:val="15"/>
-                <w:szCs w:val="15"/>
-                <w:lang w:eastAsia="fr-FR"/>
-              </w:rPr>
-              <w:t>01.first</w:t>
-            </w:r>
-            <w:proofErr w:type="gramEnd"/>
-            <w:r>
-              <w:rPr>
-                <w:rFonts w:ascii="Arial" w:eastAsia="Times New Roman" w:hAnsi="Arial" w:cs="Arial"/>
-                <w:color w:val="00B4AE"/>
-                <w:sz w:val="15"/>
-                <w:szCs w:val="15"/>
-                <w:lang w:eastAsia="fr-FR"/>
-              </w:rPr>
-              <w:t>_name} {PersConf2.CONCAT_WS_Contact_RelationshipCache_Contact_01_last_name_Contact_RelationshipCache_Contact_01_nick_name}</w:t>
-            </w:r>
-          </w:p>
-          <w:p>
-            <w:pPr>
-              <w:suppressAutoHyphens w:val="0"/>
-              <w:rPr>
-                <w:rFonts w:ascii="Arial" w:eastAsia="Times New Roman" w:hAnsi="Arial" w:cs="Arial"/>
-                <w:color w:val="00B4AE"/>
-                <w:sz w:val="15"/>
-                <w:szCs w:val="15"/>
-                <w:lang w:eastAsia="fr-FR"/>
-              </w:rPr>
-            </w:pPr>
-            <w:r>
-              <w:rPr>
-                <w:rFonts w:ascii="Arial" w:eastAsia="Times New Roman" w:hAnsi="Arial" w:cs="Arial"/>
-                <w:color w:val="00B4AE"/>
-                <w:sz w:val="15"/>
-                <w:szCs w:val="15"/>
-                <w:lang w:eastAsia="fr-FR"/>
-              </w:rPr>
-              <w:t>{PersConf2.Contact_RelationshipCache_Contact_</w:t>
-            </w:r>
-            <w:proofErr w:type="gramStart"/>
-            <w:r>
-              <w:rPr>
-                <w:rFonts w:ascii="Arial" w:eastAsia="Times New Roman" w:hAnsi="Arial" w:cs="Arial"/>
-                <w:color w:val="00B4AE"/>
-                <w:sz w:val="15"/>
-                <w:szCs w:val="15"/>
-                <w:lang w:eastAsia="fr-FR"/>
-              </w:rPr>
-              <w:t>01.address</w:t>
-            </w:r>
-            <w:proofErr w:type="gramEnd"/>
-            <w:r>
-              <w:rPr>
-                <w:rFonts w:ascii="Arial" w:eastAsia="Times New Roman" w:hAnsi="Arial" w:cs="Arial"/>
-                <w:color w:val="00B4AE"/>
-                <w:sz w:val="15"/>
-                <w:szCs w:val="15"/>
-                <w:lang w:eastAsia="fr-FR"/>
-              </w:rPr>
-              <w:t>_</w:t>
-            </w:r>
-            <w:proofErr w:type="gramStart"/>
-            <w:r>
-              <w:rPr>
-                <w:rFonts w:ascii="Arial" w:eastAsia="Times New Roman" w:hAnsi="Arial" w:cs="Arial"/>
-                <w:color w:val="00B4AE"/>
-                <w:sz w:val="15"/>
-                <w:szCs w:val="15"/>
-                <w:lang w:eastAsia="fr-FR"/>
-              </w:rPr>
-              <w:t>primary.street</w:t>
-            </w:r>
-            <w:proofErr w:type="gramEnd"/>
-            <w:r>
-              <w:rPr>
-                <w:rFonts w:ascii="Arial" w:eastAsia="Times New Roman" w:hAnsi="Arial" w:cs="Arial"/>
-                <w:color w:val="00B4AE"/>
-                <w:sz w:val="15"/>
-                <w:szCs w:val="15"/>
-                <w:lang w:eastAsia="fr-FR"/>
-              </w:rPr>
-              <w:t>_address}</w:t>
-            </w:r>
-          </w:p>
-          <w:p>
-            <w:pPr>
-              <w:suppressAutoHyphens w:val="0"/>
-              <w:rPr>
-                <w:rFonts w:ascii="Arial" w:eastAsia="Times New Roman" w:hAnsi="Arial" w:cs="Arial"/>
-                <w:color w:val="00B4AE"/>
-                <w:sz w:val="15"/>
-                <w:szCs w:val="15"/>
-                <w:lang w:eastAsia="fr-FR"/>
-              </w:rPr>
-            </w:pPr>
-            <w:r>
-              <w:rPr>
-                <w:rFonts w:ascii="Arial" w:eastAsia="Times New Roman" w:hAnsi="Arial" w:cs="Arial"/>
-                <w:color w:val="00B4AE"/>
-                <w:sz w:val="15"/>
-                <w:szCs w:val="15"/>
-                <w:lang w:eastAsia="fr-FR"/>
-              </w:rPr>
-              <w:t>{PersConf2.Contact_RelationshipCache_Contact_</w:t>
-            </w:r>
-            <w:proofErr w:type="gramStart"/>
-            <w:r>
-              <w:rPr>
-                <w:rFonts w:ascii="Arial" w:eastAsia="Times New Roman" w:hAnsi="Arial" w:cs="Arial"/>
-                <w:color w:val="00B4AE"/>
-                <w:sz w:val="15"/>
-                <w:szCs w:val="15"/>
-                <w:lang w:eastAsia="fr-FR"/>
-              </w:rPr>
-              <w:t>01.address</w:t>
-            </w:r>
-            <w:proofErr w:type="gramEnd"/>
-            <w:r>
-              <w:rPr>
-                <w:rFonts w:ascii="Arial" w:eastAsia="Times New Roman" w:hAnsi="Arial" w:cs="Arial"/>
-                <w:color w:val="00B4AE"/>
-                <w:sz w:val="15"/>
-                <w:szCs w:val="15"/>
-                <w:lang w:eastAsia="fr-FR"/>
-              </w:rPr>
-              <w:t>_</w:t>
-            </w:r>
-            <w:proofErr w:type="gramStart"/>
-            <w:r>
-              <w:rPr>
-                <w:rFonts w:ascii="Arial" w:eastAsia="Times New Roman" w:hAnsi="Arial" w:cs="Arial"/>
-                <w:color w:val="00B4AE"/>
-                <w:sz w:val="15"/>
-                <w:szCs w:val="15"/>
-                <w:lang w:eastAsia="fr-FR"/>
-              </w:rPr>
-              <w:t>primary.supplemental</w:t>
-            </w:r>
-            <w:proofErr w:type="gramEnd"/>
-            <w:r>
-              <w:rPr>
-                <w:rFonts w:ascii="Arial" w:eastAsia="Times New Roman" w:hAnsi="Arial" w:cs="Arial"/>
-                <w:color w:val="00B4AE"/>
-                <w:sz w:val="15"/>
-                <w:szCs w:val="15"/>
-                <w:lang w:eastAsia="fr-FR"/>
-              </w:rPr>
-              <w:t>_address_1}</w:t>
+              <w:t>{PersConf2.Contact_RelationshipCache_Contact_01.postal_greeting_id:label} {PersConf2.Contact_RelationshipCache_Contact_01.first_name} {PersConf2.CONCAT_WS_Contact_RelationshipCache_Contact_01_last_name_Contact_RelationshipCache_Contact_01_nick_name}</w:t>
+            </w:r>
+          </w:p>
+          <w:p>
+            <w:pPr>
+              <w:suppressAutoHyphens w:val="0"/>
+              <w:rPr>
+                <w:rFonts w:ascii="Arial" w:eastAsia="Times New Roman" w:hAnsi="Arial" w:cs="Arial"/>
+                <w:color w:val="00B4AE"/>
+                <w:sz w:val="15"/>
+                <w:szCs w:val="15"/>
+                <w:lang w:eastAsia="fr-FR"/>
+              </w:rPr>
+            </w:pPr>
+            <w:r>
+              <w:rPr>
+                <w:rFonts w:ascii="Arial" w:eastAsia="Times New Roman" w:hAnsi="Arial" w:cs="Arial"/>
+                <w:color w:val="00B4AE"/>
+                <w:sz w:val="15"/>
+                <w:szCs w:val="15"/>
+                <w:lang w:eastAsia="fr-FR"/>
+              </w:rPr>
+              <w:t>{PersConf2.Contact_RelationshipCache_Contact_01.address_primary.street_address}</w:t>
+            </w:r>
+          </w:p>
+          <w:p>
+            <w:pPr>
+              <w:suppressAutoHyphens w:val="0"/>
+              <w:rPr>
+                <w:rFonts w:ascii="Arial" w:eastAsia="Times New Roman" w:hAnsi="Arial" w:cs="Arial"/>
+                <w:color w:val="00B4AE"/>
+                <w:sz w:val="15"/>
+                <w:szCs w:val="15"/>
+                <w:lang w:eastAsia="fr-FR"/>
+              </w:rPr>
+            </w:pPr>
+            <w:r>
+              <w:rPr>
+                <w:rFonts w:ascii="Arial" w:eastAsia="Times New Roman" w:hAnsi="Arial" w:cs="Arial"/>
+                <w:color w:val="00B4AE"/>
+                <w:sz w:val="15"/>
+                <w:szCs w:val="15"/>
+                <w:lang w:eastAsia="fr-FR"/>
+              </w:rPr>
+              <w:t>{PersConf2.Contact_RelationshipCache_Contact_01.address_primary.supplemental_address_1}</w:t>
             </w:r>
           </w:p>
           <w:p>
@@ -5100,249 +3059,73 @@
                 <w:lang w:eastAsia="fr-FR"/>
               </w:rPr>
               <w:lastRenderedPageBreak/>
-              <w:t>{PersConf2.Contact_RelationshipCache_Contact_</w:t>
-            </w:r>
-            <w:proofErr w:type="gramStart"/>
-            <w:r>
-              <w:rPr>
-                <w:rFonts w:ascii="Arial" w:eastAsia="Times New Roman" w:hAnsi="Arial" w:cs="Arial"/>
-                <w:color w:val="00B4AE"/>
-                <w:sz w:val="15"/>
-                <w:szCs w:val="15"/>
-                <w:lang w:eastAsia="fr-FR"/>
-              </w:rPr>
-              <w:t>01.address</w:t>
-            </w:r>
-            <w:proofErr w:type="gramEnd"/>
-            <w:r>
-              <w:rPr>
-                <w:rFonts w:ascii="Arial" w:eastAsia="Times New Roman" w:hAnsi="Arial" w:cs="Arial"/>
-                <w:color w:val="00B4AE"/>
-                <w:sz w:val="15"/>
-                <w:szCs w:val="15"/>
-                <w:lang w:eastAsia="fr-FR"/>
-              </w:rPr>
-              <w:t>_</w:t>
-            </w:r>
-            <w:proofErr w:type="gramStart"/>
-            <w:r>
-              <w:rPr>
-                <w:rFonts w:ascii="Arial" w:eastAsia="Times New Roman" w:hAnsi="Arial" w:cs="Arial"/>
-                <w:color w:val="00B4AE"/>
-                <w:sz w:val="15"/>
-                <w:szCs w:val="15"/>
-                <w:lang w:eastAsia="fr-FR"/>
-              </w:rPr>
-              <w:t>primary.postal</w:t>
-            </w:r>
-            <w:proofErr w:type="gramEnd"/>
-            <w:r>
-              <w:rPr>
-                <w:rFonts w:ascii="Arial" w:eastAsia="Times New Roman" w:hAnsi="Arial" w:cs="Arial"/>
-                <w:color w:val="00B4AE"/>
-                <w:sz w:val="15"/>
-                <w:szCs w:val="15"/>
-                <w:lang w:eastAsia="fr-FR"/>
-              </w:rPr>
-              <w:t>_code}</w:t>
-            </w:r>
-          </w:p>
-          <w:p>
-            <w:pPr>
-              <w:suppressAutoHyphens w:val="0"/>
-              <w:rPr>
-                <w:rFonts w:ascii="Arial" w:eastAsia="Times New Roman" w:hAnsi="Arial" w:cs="Arial"/>
-                <w:color w:val="00B4AE"/>
-                <w:sz w:val="15"/>
-                <w:szCs w:val="15"/>
-                <w:lang w:eastAsia="fr-FR"/>
-              </w:rPr>
-            </w:pPr>
-            <w:r>
-              <w:rPr>
-                <w:rFonts w:ascii="Arial" w:eastAsia="Times New Roman" w:hAnsi="Arial" w:cs="Arial"/>
-                <w:color w:val="00B4AE"/>
-                <w:sz w:val="15"/>
-                <w:szCs w:val="15"/>
-                <w:lang w:eastAsia="fr-FR"/>
-              </w:rPr>
-              <w:t>{PersConf2.Contact_RelationshipCache_Contact_</w:t>
-            </w:r>
-            <w:proofErr w:type="gramStart"/>
-            <w:r>
-              <w:rPr>
-                <w:rFonts w:ascii="Arial" w:eastAsia="Times New Roman" w:hAnsi="Arial" w:cs="Arial"/>
-                <w:color w:val="00B4AE"/>
-                <w:sz w:val="15"/>
-                <w:szCs w:val="15"/>
-                <w:lang w:eastAsia="fr-FR"/>
-              </w:rPr>
-              <w:t>01.address</w:t>
-            </w:r>
-            <w:proofErr w:type="gramEnd"/>
-            <w:r>
-              <w:rPr>
-                <w:rFonts w:ascii="Arial" w:eastAsia="Times New Roman" w:hAnsi="Arial" w:cs="Arial"/>
-                <w:color w:val="00B4AE"/>
-                <w:sz w:val="15"/>
-                <w:szCs w:val="15"/>
-                <w:lang w:eastAsia="fr-FR"/>
-              </w:rPr>
-              <w:t>_</w:t>
-            </w:r>
-            <w:proofErr w:type="gramStart"/>
-            <w:r>
-              <w:rPr>
-                <w:rFonts w:ascii="Arial" w:eastAsia="Times New Roman" w:hAnsi="Arial" w:cs="Arial"/>
-                <w:color w:val="00B4AE"/>
-                <w:sz w:val="15"/>
-                <w:szCs w:val="15"/>
-                <w:lang w:eastAsia="fr-FR"/>
-              </w:rPr>
-              <w:t>primary.city</w:t>
-            </w:r>
-            <w:proofErr w:type="gramEnd"/>
-            <w:r>
-              <w:rPr>
-                <w:rFonts w:ascii="Arial" w:eastAsia="Times New Roman" w:hAnsi="Arial" w:cs="Arial"/>
-                <w:color w:val="00B4AE"/>
-                <w:sz w:val="15"/>
-                <w:szCs w:val="15"/>
-                <w:lang w:eastAsia="fr-FR"/>
-              </w:rPr>
-              <w:t>}</w:t>
-            </w:r>
-          </w:p>
-          <w:p>
-            <w:pPr>
-              <w:suppressAutoHyphens w:val="0"/>
-              <w:rPr>
-                <w:rFonts w:ascii="Arial" w:eastAsia="Times New Roman" w:hAnsi="Arial" w:cs="Arial"/>
-                <w:color w:val="00B4AE"/>
-                <w:sz w:val="15"/>
-                <w:szCs w:val="15"/>
-                <w:lang w:eastAsia="fr-FR"/>
-              </w:rPr>
-            </w:pPr>
-            <w:r>
-              <w:rPr>
-                <w:rFonts w:ascii="Arial" w:eastAsia="Times New Roman" w:hAnsi="Arial" w:cs="Arial"/>
-                <w:color w:val="00B4AE"/>
-                <w:sz w:val="15"/>
-                <w:szCs w:val="15"/>
-                <w:lang w:eastAsia="fr-FR"/>
-              </w:rPr>
-              <w:t>{PersConf2.Contact_RelationshipCache_Contact_</w:t>
-            </w:r>
-            <w:proofErr w:type="gramStart"/>
-            <w:r>
-              <w:rPr>
-                <w:rFonts w:ascii="Arial" w:eastAsia="Times New Roman" w:hAnsi="Arial" w:cs="Arial"/>
-                <w:color w:val="00B4AE"/>
-                <w:sz w:val="15"/>
-                <w:szCs w:val="15"/>
-                <w:lang w:eastAsia="fr-FR"/>
-              </w:rPr>
-              <w:t>01.phone</w:t>
-            </w:r>
-            <w:proofErr w:type="gramEnd"/>
-            <w:r>
-              <w:rPr>
-                <w:rFonts w:ascii="Arial" w:eastAsia="Times New Roman" w:hAnsi="Arial" w:cs="Arial"/>
-                <w:color w:val="00B4AE"/>
-                <w:sz w:val="15"/>
-                <w:szCs w:val="15"/>
-                <w:lang w:eastAsia="fr-FR"/>
-              </w:rPr>
-              <w:t>_</w:t>
-            </w:r>
-            <w:proofErr w:type="gramStart"/>
-            <w:r>
-              <w:rPr>
-                <w:rFonts w:ascii="Arial" w:eastAsia="Times New Roman" w:hAnsi="Arial" w:cs="Arial"/>
-                <w:color w:val="00B4AE"/>
-                <w:sz w:val="15"/>
-                <w:szCs w:val="15"/>
-                <w:lang w:eastAsia="fr-FR"/>
-              </w:rPr>
-              <w:t>primary.phone</w:t>
-            </w:r>
-            <w:proofErr w:type="gramEnd"/>
-            <w:r>
-              <w:rPr>
-                <w:rFonts w:ascii="Arial" w:eastAsia="Times New Roman" w:hAnsi="Arial" w:cs="Arial"/>
-                <w:color w:val="00B4AE"/>
-                <w:sz w:val="15"/>
-                <w:szCs w:val="15"/>
-                <w:lang w:eastAsia="fr-FR"/>
-              </w:rPr>
-              <w:t>}</w:t>
-            </w:r>
-          </w:p>
-          <w:p>
-            <w:pPr>
-              <w:suppressAutoHyphens w:val="0"/>
-              <w:rPr>
-                <w:rFonts w:ascii="Arial" w:eastAsia="Times New Roman" w:hAnsi="Arial" w:cs="Arial"/>
-                <w:color w:val="00B4AE"/>
-                <w:sz w:val="15"/>
-                <w:szCs w:val="15"/>
-                <w:lang w:eastAsia="fr-FR"/>
-              </w:rPr>
-            </w:pPr>
-            <w:r>
-              <w:rPr>
-                <w:rFonts w:ascii="Arial" w:eastAsia="Times New Roman" w:hAnsi="Arial" w:cs="Arial"/>
-                <w:color w:val="00B4AE"/>
-                <w:sz w:val="15"/>
-                <w:szCs w:val="15"/>
-                <w:lang w:eastAsia="fr-FR"/>
-              </w:rPr>
-              <w:t>{PersConf2.Contact_RelationshipCache_Contact_01_Contact_</w:t>
-            </w:r>
-            <w:proofErr w:type="gramStart"/>
-            <w:r>
-              <w:rPr>
-                <w:rFonts w:ascii="Arial" w:eastAsia="Times New Roman" w:hAnsi="Arial" w:cs="Arial"/>
-                <w:color w:val="00B4AE"/>
-                <w:sz w:val="15"/>
-                <w:szCs w:val="15"/>
-                <w:lang w:eastAsia="fr-FR"/>
-              </w:rPr>
-              <w:t>Email</w:t>
-            </w:r>
-            <w:proofErr w:type="gramEnd"/>
-            <w:r>
-              <w:rPr>
-                <w:rFonts w:ascii="Arial" w:eastAsia="Times New Roman" w:hAnsi="Arial" w:cs="Arial"/>
-                <w:color w:val="00B4AE"/>
-                <w:sz w:val="15"/>
-                <w:szCs w:val="15"/>
-                <w:lang w:eastAsia="fr-FR"/>
-              </w:rPr>
-              <w:t>_contact_id_</w:t>
-            </w:r>
-            <w:proofErr w:type="gramStart"/>
-            <w:r>
-              <w:rPr>
-                <w:rFonts w:ascii="Arial" w:eastAsia="Times New Roman" w:hAnsi="Arial" w:cs="Arial"/>
-                <w:color w:val="00B4AE"/>
-                <w:sz w:val="15"/>
-                <w:szCs w:val="15"/>
-                <w:lang w:eastAsia="fr-FR"/>
-              </w:rPr>
-              <w:t>01.email</w:t>
-            </w:r>
-            <w:proofErr w:type="gramEnd"/>
-            <w:r>
-              <w:rPr>
-                <w:rFonts w:ascii="Arial" w:eastAsia="Times New Roman" w:hAnsi="Arial" w:cs="Arial"/>
-                <w:color w:val="00B4AE"/>
-                <w:sz w:val="15"/>
-                <w:szCs w:val="15"/>
-                <w:lang w:eastAsia="fr-FR"/>
-              </w:rPr>
-              <w:t>}</w:t>
+              <w:t>{PersConf2.Contact_RelationshipCache_Contact_01.address_primary.postal_code}</w:t>
+            </w:r>
+          </w:p>
+          <w:p>
+            <w:pPr>
+              <w:suppressAutoHyphens w:val="0"/>
+              <w:rPr>
+                <w:rFonts w:ascii="Arial" w:eastAsia="Times New Roman" w:hAnsi="Arial" w:cs="Arial"/>
+                <w:color w:val="00B4AE"/>
+                <w:sz w:val="15"/>
+                <w:szCs w:val="15"/>
+                <w:lang w:eastAsia="fr-FR"/>
+              </w:rPr>
+            </w:pPr>
+            <w:r>
+              <w:rPr>
+                <w:rFonts w:ascii="Arial" w:eastAsia="Times New Roman" w:hAnsi="Arial" w:cs="Arial"/>
+                <w:color w:val="00B4AE"/>
+                <w:sz w:val="15"/>
+                <w:szCs w:val="15"/>
+                <w:lang w:eastAsia="fr-FR"/>
+              </w:rPr>
+              <w:t>{PersConf2.Contact_RelationshipCache_Contact_01.address_primary.city}</w:t>
+            </w:r>
+          </w:p>
+          <w:p>
+            <w:pPr>
+              <w:suppressAutoHyphens w:val="0"/>
+              <w:rPr>
+                <w:rFonts w:ascii="Arial" w:eastAsia="Times New Roman" w:hAnsi="Arial" w:cs="Arial"/>
+                <w:color w:val="00B4AE"/>
+                <w:sz w:val="15"/>
+                <w:szCs w:val="15"/>
+                <w:lang w:eastAsia="fr-FR"/>
+              </w:rPr>
+            </w:pPr>
+            <w:r>
+              <w:rPr>
+                <w:rFonts w:ascii="Arial" w:eastAsia="Times New Roman" w:hAnsi="Arial" w:cs="Arial"/>
+                <w:color w:val="00B4AE"/>
+                <w:sz w:val="15"/>
+                <w:szCs w:val="15"/>
+                <w:lang w:eastAsia="fr-FR"/>
+              </w:rPr>
+              <w:t>{PersConf2.Contact_RelationshipCache_Contact_01.phone_primary.phone}</w:t>
+            </w:r>
+          </w:p>
+          <w:p>
+            <w:pPr>
+              <w:suppressAutoHyphens w:val="0"/>
+              <w:rPr>
+                <w:rFonts w:ascii="Arial" w:eastAsia="Times New Roman" w:hAnsi="Arial" w:cs="Arial"/>
+                <w:color w:val="00B4AE"/>
+                <w:sz w:val="15"/>
+                <w:szCs w:val="15"/>
+                <w:lang w:eastAsia="fr-FR"/>
+              </w:rPr>
+            </w:pPr>
+            <w:r>
+              <w:rPr>
+                <w:rFonts w:ascii="Arial" w:eastAsia="Times New Roman" w:hAnsi="Arial" w:cs="Arial"/>
+                <w:color w:val="00B4AE"/>
+                <w:sz w:val="15"/>
+                <w:szCs w:val="15"/>
+                <w:lang w:eastAsia="fr-FR"/>
+              </w:rPr>
+              <w:t>{PersConf2.Contact_RelationshipCache_Contact_01_Contact_Email_contact_id_01.email}</w:t>
             </w:r>
           </w:p>
         </w:tc>
@@ -5435,9 +3218,8 @@
           <w:szCs w:val="15"/>
           <w:lang w:eastAsia="fr-FR"/>
         </w:rPr>
-        <w:t>{</w:t>
+        <w:t>{Tokens_for_contact_Champs_de_fu.postal_greeting_id:label},</w:t>
       </w:r>
-      <w:proofErr w:type="spellStart"/>
       <w:r>
         <w:rPr>
           <w:rFonts w:ascii="Arial" w:eastAsia="Times New Roman" w:hAnsi="Arial" w:cs="Arial"/>
@@ -5445,9 +3227,8 @@
           <w:szCs w:val="15"/>
           <w:lang w:eastAsia="fr-FR"/>
         </w:rPr>
-        <w:t>Tokens_for_contact_Champs_de_</w:t>
+        <w:t xml:space="preserve"> {contact.first_name} </w:t>
       </w:r>
-      <w:proofErr w:type="gramStart"/>
       <w:r>
         <w:rPr>
           <w:rFonts w:ascii="Arial" w:eastAsia="Times New Roman" w:hAnsi="Arial" w:cs="Arial"/>
@@ -5455,127 +3236,7 @@
           <w:szCs w:val="15"/>
           <w:lang w:eastAsia="fr-FR"/>
         </w:rPr>
-        <w:t>fu.postal</w:t>
-      </w:r>
-      <w:proofErr w:type="gramEnd"/>
-      <w:r>
-        <w:rPr>
-          <w:rFonts w:ascii="Arial" w:eastAsia="Times New Roman" w:hAnsi="Arial" w:cs="Arial"/>
-          <w:sz w:val="15"/>
-          <w:szCs w:val="15"/>
-          <w:lang w:eastAsia="fr-FR"/>
-        </w:rPr>
-        <w:t>_greeting_</w:t>
-      </w:r>
-      <w:proofErr w:type="gramStart"/>
-      <w:r>
-        <w:rPr>
-          <w:rFonts w:ascii="Arial" w:eastAsia="Times New Roman" w:hAnsi="Arial" w:cs="Arial"/>
-          <w:sz w:val="15"/>
-          <w:szCs w:val="15"/>
-          <w:lang w:eastAsia="fr-FR"/>
-        </w:rPr>
-        <w:t>id:label</w:t>
-      </w:r>
-      <w:proofErr w:type="spellEnd"/>
-      <w:proofErr w:type="gramEnd"/>
-      <w:r>
-        <w:rPr>
-          <w:rFonts w:ascii="Arial" w:eastAsia="Times New Roman" w:hAnsi="Arial" w:cs="Arial"/>
-          <w:sz w:val="15"/>
-          <w:szCs w:val="15"/>
-          <w:lang w:eastAsia="fr-FR"/>
-        </w:rPr>
-        <w:t>},</w:t>
-      </w:r>
-      <w:r>
-        <w:rPr>
-          <w:rFonts w:ascii="Arial" w:eastAsia="Times New Roman" w:hAnsi="Arial" w:cs="Arial"/>
-          <w:sz w:val="15"/>
-          <w:szCs w:val="15"/>
-          <w:lang w:eastAsia="fr-FR"/>
-        </w:rPr>
-        <w:t xml:space="preserve"> {</w:t>
-      </w:r>
-      <w:proofErr w:type="spellStart"/>
-      <w:proofErr w:type="gramStart"/>
-      <w:r>
-        <w:rPr>
-          <w:rFonts w:ascii="Arial" w:eastAsia="Times New Roman" w:hAnsi="Arial" w:cs="Arial"/>
-          <w:sz w:val="15"/>
-          <w:szCs w:val="15"/>
-          <w:lang w:eastAsia="fr-FR"/>
-        </w:rPr>
-        <w:t>contact.first</w:t>
-      </w:r>
-      <w:proofErr w:type="gramEnd"/>
-      <w:r>
-        <w:rPr>
-          <w:rFonts w:ascii="Arial" w:eastAsia="Times New Roman" w:hAnsi="Arial" w:cs="Arial"/>
-          <w:sz w:val="15"/>
-          <w:szCs w:val="15"/>
-          <w:lang w:eastAsia="fr-FR"/>
-        </w:rPr>
-        <w:t>_name</w:t>
-      </w:r>
-      <w:proofErr w:type="spellEnd"/>
-      <w:r>
-        <w:rPr>
-          <w:rFonts w:ascii="Arial" w:eastAsia="Times New Roman" w:hAnsi="Arial" w:cs="Arial"/>
-          <w:sz w:val="15"/>
-          <w:szCs w:val="15"/>
-          <w:lang w:eastAsia="fr-FR"/>
-        </w:rPr>
-        <w:t xml:space="preserve">} </w:t>
-      </w:r>
-      <w:r>
-        <w:rPr>
-          <w:rFonts w:ascii="Arial" w:eastAsia="Times New Roman" w:hAnsi="Arial" w:cs="Arial"/>
-          <w:sz w:val="15"/>
-          <w:szCs w:val="15"/>
-          <w:lang w:eastAsia="fr-FR"/>
-        </w:rPr>
-        <w:t>{</w:t>
-      </w:r>
-      <w:proofErr w:type="spellStart"/>
-      <w:r>
-        <w:rPr>
-          <w:rFonts w:ascii="Arial" w:eastAsia="Times New Roman" w:hAnsi="Arial" w:cs="Arial"/>
-          <w:sz w:val="15"/>
-          <w:szCs w:val="15"/>
-          <w:lang w:eastAsia="fr-FR"/>
-        </w:rPr>
-        <w:t>Tokens_for_contact_Champs_de_</w:t>
-      </w:r>
-      <w:proofErr w:type="gramStart"/>
-      <w:r>
-        <w:rPr>
-          <w:rFonts w:ascii="Arial" w:eastAsia="Times New Roman" w:hAnsi="Arial" w:cs="Arial"/>
-          <w:sz w:val="15"/>
-          <w:szCs w:val="15"/>
-          <w:lang w:eastAsia="fr-FR"/>
-        </w:rPr>
-        <w:t>fu.CONCAT</w:t>
-      </w:r>
-      <w:proofErr w:type="gramEnd"/>
-      <w:r>
-        <w:rPr>
-          <w:rFonts w:ascii="Arial" w:eastAsia="Times New Roman" w:hAnsi="Arial" w:cs="Arial"/>
-          <w:sz w:val="15"/>
-          <w:szCs w:val="15"/>
-          <w:lang w:eastAsia="fr-FR"/>
-        </w:rPr>
-        <w:t>_WS_last_name_nick_name</w:t>
-      </w:r>
-      <w:proofErr w:type="spellEnd"/>
-      <w:r>
-        <w:rPr>
-          <w:rFonts w:ascii="Arial" w:eastAsia="Times New Roman" w:hAnsi="Arial" w:cs="Arial"/>
-          <w:sz w:val="15"/>
-          <w:szCs w:val="15"/>
-          <w:lang w:eastAsia="fr-FR"/>
-        </w:rPr>
-        <w:t>}</w:t>
+        <w:t>{Tokens_for_contact_Champs_de_fu.CONCAT_WS_last_name_nick_name}</w:t>
       </w:r>
     </w:p>
     <w:p>
@@ -5614,7 +3275,7 @@
 </file>
 
 <file path=word/endnotes.xml><?xml version="1.0" encoding="utf-8"?>
-<w:endnotes xmlns:wpc="http://schemas.microsoft.com/office/word/2010/wordprocessingCanvas" xmlns:cx="http://schemas.microsoft.com/office/drawing/2014/chartex" xmlns:cx1="http://schemas.microsoft.com/office/drawing/2015/9/8/chartex" xmlns:cx2="http://schemas.microsoft.com/office/drawing/2015/10/21/chartex" xmlns:cx3="http://schemas.microsoft.com/office/drawing/2016/5/9/chartex" xmlns:cx4="http://schemas.microsoft.com/office/drawing/2016/5/10/chartex" xmlns:cx5="http://schemas.microsoft.com/office/drawing/2016/5/11/chartex" xmlns:cx6="http://schemas.microsoft.com/office/drawing/2016/5/12/chartex" xmlns:cx7="http://schemas.microsoft.com/office/drawing/2016/5/13/chartex" xmlns:cx8="http://schemas.microsoft.com/office/drawing/2016/5/14/chartex" xmlns:mc="http://schemas.openxmlformats.org/markup-compatibility/2006" xmlns:aink="http://schemas.microsoft.com/office/drawing/2016/ink" xmlns:am3d="http://schemas.microsoft.com/office/drawing/2017/model3d" xmlns:o="urn:schemas-microsoft-com:office:office" xmlns:oel="http://schemas.microsoft.com/office/2019/extlst" xmlns:r="http://schemas.openxmlformats.org/officeDocument/2006/relationships" xmlns:m="http://schemas.openxmlformats.org/officeDocument/2006/math" xmlns:v="urn:schemas-microsoft-com:vml" xmlns:wp14="http://schemas.microsoft.com/office/word/2010/wordprocessingDrawing" xmlns:wp="http://schemas.openxmlformats.org/drawingml/2006/wordprocessingDrawing" xmlns:w10="urn:schemas-microsoft-com:office:word" xmlns:w="http://schemas.openxmlformats.org/wordprocessingml/2006/main" xmlns:w14="http://schemas.microsoft.com/office/word/2010/wordml" xmlns:w15="http://schemas.microsoft.com/office/word/2012/wordml" xmlns:w16cex="http://schemas.microsoft.com/office/word/2018/wordml/cex" xmlns:w16cid="http://schemas.microsoft.com/office/word/2016/wordml/cid" xmlns:w16="http://schemas.microsoft.com/office/word/2018/wordml" xmlns:w16du="http://schemas.microsoft.com/office/word/2023/wordml/word16du" xmlns:w16sdtdh="http://schemas.microsoft.com/office/word/2020/wordml/sdtdatahash" xmlns:w16sdtfl="http://schemas.microsoft.com/office/word/2024/wordml/sdtformatlock" xmlns:w16se="http://schemas.microsoft.com/office/word/2015/wordml/symex" xmlns:wpg="http://schemas.microsoft.com/office/word/2010/wordprocessingGroup" xmlns:wpi="http://schemas.microsoft.com/office/word/2010/wordprocessingInk" xmlns:wne="http://schemas.microsoft.com/office/word/2006/wordml" xmlns:wps="http://schemas.microsoft.com/office/word/2010/wordprocessingShape" mc:Ignorable="w14 w15 w16se w16cid w16 w16cex w16sdtdh w16sdtfl w16du wp14">
+<w:endnotes xmlns:wpc="http://schemas.microsoft.com/office/word/2010/wordprocessingCanvas" xmlns:cx="http://schemas.microsoft.com/office/drawing/2014/chartex" xmlns:cx1="http://schemas.microsoft.com/office/drawing/2015/9/8/chartex" xmlns:cx2="http://schemas.microsoft.com/office/drawing/2015/10/21/chartex" xmlns:cx3="http://schemas.microsoft.com/office/drawing/2016/5/9/chartex" xmlns:cx4="http://schemas.microsoft.com/office/drawing/2016/5/10/chartex" xmlns:cx5="http://schemas.microsoft.com/office/drawing/2016/5/11/chartex" xmlns:cx6="http://schemas.microsoft.com/office/drawing/2016/5/12/chartex" xmlns:cx7="http://schemas.microsoft.com/office/drawing/2016/5/13/chartex" xmlns:cx8="http://schemas.microsoft.com/office/drawing/2016/5/14/chartex" xmlns:mc="http://schemas.openxmlformats.org/markup-compatibility/2006" xmlns:m="http://schemas.openxmlformats.org/officeDocument/2006/math" xmlns:aink="http://schemas.microsoft.com/office/drawing/2016/ink" xmlns:am3d="http://schemas.microsoft.com/office/drawing/2017/model3d" xmlns:oel="http://schemas.microsoft.com/office/2019/extlst" xmlns:r="http://schemas.openxmlformats.org/officeDocument/2006/relationships" xmlns:wp14="http://schemas.microsoft.com/office/word/2010/wordprocessingDrawing" xmlns:wp="http://schemas.openxmlformats.org/drawingml/2006/wordprocessingDrawing" xmlns:wpg="http://schemas.microsoft.com/office/word/2010/wordprocessingGroup" xmlns:wpi="http://schemas.microsoft.com/office/word/2010/wordprocessingInk" xmlns:wps="http://schemas.microsoft.com/office/word/2010/wordprocessingShape" xmlns:o="urn:schemas-microsoft-com:office:office" xmlns:v="urn:schemas-microsoft-com:vml" xmlns:w10="urn:schemas-microsoft-com:office:word" xmlns:w="http://schemas.openxmlformats.org/wordprocessingml/2006/main" xmlns:w14="http://schemas.microsoft.com/office/word/2010/wordml" xmlns:w15="http://schemas.microsoft.com/office/word/2012/wordml" xmlns:w16cex="http://schemas.microsoft.com/office/word/2018/wordml/cex" xmlns:w16cid="http://schemas.microsoft.com/office/word/2016/wordml/cid" xmlns:w16="http://schemas.microsoft.com/office/word/2018/wordml" xmlns:w16sdtdh="http://schemas.microsoft.com/office/word/2020/wordml/sdtdatahash" xmlns:w16sdtfl="http://schemas.microsoft.com/office/word/2024/wordml/sdtformatlock" xmlns:w16se="http://schemas.microsoft.com/office/word/2015/wordml/symex" xmlns:w16du="http://schemas.microsoft.com/office/word/2023/wordml/word16du" xmlns:wne="http://schemas.microsoft.com/office/word/2006/wordml" mc:Ignorable="w14 w15 w16se w16cid w16 w16cex w16sdtdh w16sdtfl w16du wp14">
   <w:endnote w:type="separator" w:id="-1">
     <w:p>
       <w:r>
@@ -5633,7 +3294,7 @@
 </file>
 
 <file path=word/footnotes.xml><?xml version="1.0" encoding="utf-8"?>
-<w:footnotes xmlns:wpc="http://schemas.microsoft.com/office/word/2010/wordprocessingCanvas" xmlns:cx="http://schemas.microsoft.com/office/drawing/2014/chartex" xmlns:cx1="http://schemas.microsoft.com/office/drawing/2015/9/8/chartex" xmlns:cx2="http://schemas.microsoft.com/office/drawing/2015/10/21/chartex" xmlns:cx3="http://schemas.microsoft.com/office/drawing/2016/5/9/chartex" xmlns:cx4="http://schemas.microsoft.com/office/drawing/2016/5/10/chartex" xmlns:cx5="http://schemas.microsoft.com/office/drawing/2016/5/11/chartex" xmlns:cx6="http://schemas.microsoft.com/office/drawing/2016/5/12/chartex" xmlns:cx7="http://schemas.microsoft.com/office/drawing/2016/5/13/chartex" xmlns:cx8="http://schemas.microsoft.com/office/drawing/2016/5/14/chartex" xmlns:mc="http://schemas.openxmlformats.org/markup-compatibility/2006" xmlns:aink="http://schemas.microsoft.com/office/drawing/2016/ink" xmlns:am3d="http://schemas.microsoft.com/office/drawing/2017/model3d" xmlns:o="urn:schemas-microsoft-com:office:office" xmlns:oel="http://schemas.microsoft.com/office/2019/extlst" xmlns:r="http://schemas.openxmlformats.org/officeDocument/2006/relationships" xmlns:m="http://schemas.openxmlformats.org/officeDocument/2006/math" xmlns:v="urn:schemas-microsoft-com:vml" xmlns:wp14="http://schemas.microsoft.com/office/word/2010/wordprocessingDrawing" xmlns:wp="http://schemas.openxmlformats.org/drawingml/2006/wordprocessingDrawing" xmlns:w10="urn:schemas-microsoft-com:office:word" xmlns:w="http://schemas.openxmlformats.org/wordprocessingml/2006/main" xmlns:w14="http://schemas.microsoft.com/office/word/2010/wordml" xmlns:w15="http://schemas.microsoft.com/office/word/2012/wordml" xmlns:w16cex="http://schemas.microsoft.com/office/word/2018/wordml/cex" xmlns:w16cid="http://schemas.microsoft.com/office/word/2016/wordml/cid" xmlns:w16="http://schemas.microsoft.com/office/word/2018/wordml" xmlns:w16du="http://schemas.microsoft.com/office/word/2023/wordml/word16du" xmlns:w16sdtdh="http://schemas.microsoft.com/office/word/2020/wordml/sdtdatahash" xmlns:w16sdtfl="http://schemas.microsoft.com/office/word/2024/wordml/sdtformatlock" xmlns:w16se="http://schemas.microsoft.com/office/word/2015/wordml/symex" xmlns:wpg="http://schemas.microsoft.com/office/word/2010/wordprocessingGroup" xmlns:wpi="http://schemas.microsoft.com/office/word/2010/wordprocessingInk" xmlns:wne="http://schemas.microsoft.com/office/word/2006/wordml" xmlns:wps="http://schemas.microsoft.com/office/word/2010/wordprocessingShape" mc:Ignorable="w14 w15 w16se w16cid w16 w16cex w16sdtdh w16sdtfl w16du wp14">
+<w:footnotes xmlns:wpc="http://schemas.microsoft.com/office/word/2010/wordprocessingCanvas" xmlns:cx="http://schemas.microsoft.com/office/drawing/2014/chartex" xmlns:cx1="http://schemas.microsoft.com/office/drawing/2015/9/8/chartex" xmlns:cx2="http://schemas.microsoft.com/office/drawing/2015/10/21/chartex" xmlns:cx3="http://schemas.microsoft.com/office/drawing/2016/5/9/chartex" xmlns:cx4="http://schemas.microsoft.com/office/drawing/2016/5/10/chartex" xmlns:cx5="http://schemas.microsoft.com/office/drawing/2016/5/11/chartex" xmlns:cx6="http://schemas.microsoft.com/office/drawing/2016/5/12/chartex" xmlns:cx7="http://schemas.microsoft.com/office/drawing/2016/5/13/chartex" xmlns:cx8="http://schemas.microsoft.com/office/drawing/2016/5/14/chartex" xmlns:mc="http://schemas.openxmlformats.org/markup-compatibility/2006" xmlns:m="http://schemas.openxmlformats.org/officeDocument/2006/math" xmlns:aink="http://schemas.microsoft.com/office/drawing/2016/ink" xmlns:am3d="http://schemas.microsoft.com/office/drawing/2017/model3d" xmlns:oel="http://schemas.microsoft.com/office/2019/extlst" xmlns:r="http://schemas.openxmlformats.org/officeDocument/2006/relationships" xmlns:wp14="http://schemas.microsoft.com/office/word/2010/wordprocessingDrawing" xmlns:wp="http://schemas.openxmlformats.org/drawingml/2006/wordprocessingDrawing" xmlns:wpg="http://schemas.microsoft.com/office/word/2010/wordprocessingGroup" xmlns:wpi="http://schemas.microsoft.com/office/word/2010/wordprocessingInk" xmlns:wps="http://schemas.microsoft.com/office/word/2010/wordprocessingShape" xmlns:o="urn:schemas-microsoft-com:office:office" xmlns:v="urn:schemas-microsoft-com:vml" xmlns:w10="urn:schemas-microsoft-com:office:word" xmlns:w="http://schemas.openxmlformats.org/wordprocessingml/2006/main" xmlns:w14="http://schemas.microsoft.com/office/word/2010/wordml" xmlns:w15="http://schemas.microsoft.com/office/word/2012/wordml" xmlns:w16cex="http://schemas.microsoft.com/office/word/2018/wordml/cex" xmlns:w16cid="http://schemas.microsoft.com/office/word/2016/wordml/cid" xmlns:w16="http://schemas.microsoft.com/office/word/2018/wordml" xmlns:w16sdtdh="http://schemas.microsoft.com/office/word/2020/wordml/sdtdatahash" xmlns:w16sdtfl="http://schemas.microsoft.com/office/word/2024/wordml/sdtformatlock" xmlns:w16se="http://schemas.microsoft.com/office/word/2015/wordml/symex" xmlns:w16du="http://schemas.microsoft.com/office/word/2023/wordml/word16du" xmlns:wne="http://schemas.microsoft.com/office/word/2006/wordml" mc:Ignorable="w14 w15 w16se w16cid w16 w16cex w16sdtdh w16sdtfl w16du wp14">
   <w:footnote w:type="separator" w:id="-1">
     <w:p>
       <w:r>
@@ -5652,7 +3313,7 @@
 </file>
 
 <file path=word/numbering.xml><?xml version="1.0" encoding="utf-8"?>
-<w:numbering xmlns:wpc="http://schemas.microsoft.com/office/word/2010/wordprocessingCanvas" xmlns:cx="http://schemas.microsoft.com/office/drawing/2014/chartex" xmlns:cx1="http://schemas.microsoft.com/office/drawing/2015/9/8/chartex" xmlns:cx2="http://schemas.microsoft.com/office/drawing/2015/10/21/chartex" xmlns:cx3="http://schemas.microsoft.com/office/drawing/2016/5/9/chartex" xmlns:cx4="http://schemas.microsoft.com/office/drawing/2016/5/10/chartex" xmlns:cx5="http://schemas.microsoft.com/office/drawing/2016/5/11/chartex" xmlns:cx6="http://schemas.microsoft.com/office/drawing/2016/5/12/chartex" xmlns:cx7="http://schemas.microsoft.com/office/drawing/2016/5/13/chartex" xmlns:cx8="http://schemas.microsoft.com/office/drawing/2016/5/14/chartex" xmlns:mc="http://schemas.openxmlformats.org/markup-compatibility/2006" xmlns:aink="http://schemas.microsoft.com/office/drawing/2016/ink" xmlns:am3d="http://schemas.microsoft.com/office/drawing/2017/model3d" xmlns:o="urn:schemas-microsoft-com:office:office" xmlns:oel="http://schemas.microsoft.com/office/2019/extlst" xmlns:r="http://schemas.openxmlformats.org/officeDocument/2006/relationships" xmlns:m="http://schemas.openxmlformats.org/officeDocument/2006/math" xmlns:v="urn:schemas-microsoft-com:vml" xmlns:wp14="http://schemas.microsoft.com/office/word/2010/wordprocessingDrawing" xmlns:wp="http://schemas.openxmlformats.org/drawingml/2006/wordprocessingDrawing" xmlns:w10="urn:schemas-microsoft-com:office:word" xmlns:w="http://schemas.openxmlformats.org/wordprocessingml/2006/main" xmlns:w14="http://schemas.microsoft.com/office/word/2010/wordml" xmlns:w15="http://schemas.microsoft.com/office/word/2012/wordml" xmlns:w16cex="http://schemas.microsoft.com/office/word/2018/wordml/cex" xmlns:w16cid="http://schemas.microsoft.com/office/word/2016/wordml/cid" xmlns:w16="http://schemas.microsoft.com/office/word/2018/wordml" xmlns:w16du="http://schemas.microsoft.com/office/word/2023/wordml/word16du" xmlns:w16sdtdh="http://schemas.microsoft.com/office/word/2020/wordml/sdtdatahash" xmlns:w16sdtfl="http://schemas.microsoft.com/office/word/2024/wordml/sdtformatlock" xmlns:w16se="http://schemas.microsoft.com/office/word/2015/wordml/symex" xmlns:wpg="http://schemas.microsoft.com/office/word/2010/wordprocessingGroup" xmlns:wpi="http://schemas.microsoft.com/office/word/2010/wordprocessingInk" xmlns:wne="http://schemas.microsoft.com/office/word/2006/wordml" xmlns:wps="http://schemas.microsoft.com/office/word/2010/wordprocessingShape" mc:Ignorable="w14 w15 w16se w16cid w16 w16cex w16sdtdh w16sdtfl w16du wp14">
+<w:numbering xmlns:wpc="http://schemas.microsoft.com/office/word/2010/wordprocessingCanvas" xmlns:cx="http://schemas.microsoft.com/office/drawing/2014/chartex" xmlns:cx1="http://schemas.microsoft.com/office/drawing/2015/9/8/chartex" xmlns:cx2="http://schemas.microsoft.com/office/drawing/2015/10/21/chartex" xmlns:cx3="http://schemas.microsoft.com/office/drawing/2016/5/9/chartex" xmlns:cx4="http://schemas.microsoft.com/office/drawing/2016/5/10/chartex" xmlns:cx5="http://schemas.microsoft.com/office/drawing/2016/5/11/chartex" xmlns:cx6="http://schemas.microsoft.com/office/drawing/2016/5/12/chartex" xmlns:cx7="http://schemas.microsoft.com/office/drawing/2016/5/13/chartex" xmlns:cx8="http://schemas.microsoft.com/office/drawing/2016/5/14/chartex" xmlns:mc="http://schemas.openxmlformats.org/markup-compatibility/2006" xmlns:m="http://schemas.openxmlformats.org/officeDocument/2006/math" xmlns:aink="http://schemas.microsoft.com/office/drawing/2016/ink" xmlns:am3d="http://schemas.microsoft.com/office/drawing/2017/model3d" xmlns:oel="http://schemas.microsoft.com/office/2019/extlst" xmlns:r="http://schemas.openxmlformats.org/officeDocument/2006/relationships" xmlns:wp14="http://schemas.microsoft.com/office/word/2010/wordprocessingDrawing" xmlns:wp="http://schemas.openxmlformats.org/drawingml/2006/wordprocessingDrawing" xmlns:wpg="http://schemas.microsoft.com/office/word/2010/wordprocessingGroup" xmlns:wpi="http://schemas.microsoft.com/office/word/2010/wordprocessingInk" xmlns:wps="http://schemas.microsoft.com/office/word/2010/wordprocessingShape" xmlns:o="urn:schemas-microsoft-com:office:office" xmlns:v="urn:schemas-microsoft-com:vml" xmlns:w10="urn:schemas-microsoft-com:office:word" xmlns:w="http://schemas.openxmlformats.org/wordprocessingml/2006/main" xmlns:w14="http://schemas.microsoft.com/office/word/2010/wordml" xmlns:w15="http://schemas.microsoft.com/office/word/2012/wordml" xmlns:w16cex="http://schemas.microsoft.com/office/word/2018/wordml/cex" xmlns:w16cid="http://schemas.microsoft.com/office/word/2016/wordml/cid" xmlns:w16="http://schemas.microsoft.com/office/word/2018/wordml" xmlns:w16sdtdh="http://schemas.microsoft.com/office/word/2020/wordml/sdtdatahash" xmlns:w16sdtfl="http://schemas.microsoft.com/office/word/2024/wordml/sdtformatlock" xmlns:w16se="http://schemas.microsoft.com/office/word/2015/wordml/symex" xmlns:w16du="http://schemas.microsoft.com/office/word/2023/wordml/word16du" xmlns:wne="http://schemas.microsoft.com/office/word/2006/wordml" mc:Ignorable="w14 w15 w16se w16cid w16 w16cex w16sdtdh w16sdtfl w16du wp14">
   <w:abstractNum w:abstractNumId="0" w15:restartNumberingAfterBreak="0">
     <w:nsid w:val="74675535"/>
     <w:multiLevelType w:val="multilevel"/>
@@ -5809,7 +3470,7 @@
 </file>
 
 <file path=word/styles.xml><?xml version="1.0" encoding="utf-8"?>
-<w:styles xmlns:mc="http://schemas.openxmlformats.org/markup-compatibility/2006" xmlns:r="http://schemas.openxmlformats.org/officeDocument/2006/relationships" xmlns:w="http://schemas.openxmlformats.org/wordprocessingml/2006/main" xmlns:w14="http://schemas.microsoft.com/office/word/2010/wordml" xmlns:w15="http://schemas.microsoft.com/office/word/2012/wordml" xmlns:w16cex="http://schemas.microsoft.com/office/word/2018/wordml/cex" xmlns:w16cid="http://schemas.microsoft.com/office/word/2016/wordml/cid" xmlns:w16="http://schemas.microsoft.com/office/word/2018/wordml" xmlns:w16du="http://schemas.microsoft.com/office/word/2023/wordml/word16du" xmlns:w16sdtdh="http://schemas.microsoft.com/office/word/2020/wordml/sdtdatahash" xmlns:w16sdtfl="http://schemas.microsoft.com/office/word/2024/wordml/sdtformatlock" xmlns:w16se="http://schemas.microsoft.com/office/word/2015/wordml/symex" mc:Ignorable="w14 w15 w16se w16cid w16 w16cex w16sdtdh w16sdtfl w16du">
+<w:styles xmlns:mc="http://schemas.openxmlformats.org/markup-compatibility/2006" xmlns:r="http://schemas.openxmlformats.org/officeDocument/2006/relationships" xmlns:w="http://schemas.openxmlformats.org/wordprocessingml/2006/main" xmlns:w14="http://schemas.microsoft.com/office/word/2010/wordml" xmlns:w15="http://schemas.microsoft.com/office/word/2012/wordml" xmlns:w16cex="http://schemas.microsoft.com/office/word/2018/wordml/cex" xmlns:w16cid="http://schemas.microsoft.com/office/word/2016/wordml/cid" xmlns:w16="http://schemas.microsoft.com/office/word/2018/wordml" xmlns:w16sdtdh="http://schemas.microsoft.com/office/word/2020/wordml/sdtdatahash" xmlns:w16sdtfl="http://schemas.microsoft.com/office/word/2024/wordml/sdtformatlock" xmlns:w16se="http://schemas.microsoft.com/office/word/2015/wordml/symex" xmlns:w16du="http://schemas.microsoft.com/office/word/2023/wordml/word16du" mc:Ignorable="w14 w15 w16se w16cid w16 w16cex w16sdtdh w16sdtfl w16du">
   <w:docDefaults>
     <w:rPrDefault>
       <w:rPr>
